--- a/iOS漏洞利用套件Coruna与DarkSword安全分析报告.docx
+++ b/iOS漏洞利用套件Coruna与DarkSword安全分析报告.docx
@@ -6,7 +6,6 @@
       <w:pPr>
         <w:pStyle w:val="a4"/>
         <w:rPr>
-          <w:rFonts w:hint="eastAsia"/>
           <w:sz w:val="40"/>
         </w:rPr>
       </w:pPr>
@@ -56,9 +55,6 @@
     <w:p>
       <w:pPr>
         <w:pStyle w:val="a5"/>
-        <w:rPr>
-          <w:rFonts w:hint="eastAsia"/>
-        </w:rPr>
       </w:pPr>
       <w:r>
         <w:rPr>
@@ -70,7 +66,37 @@
         <w:rPr>
           <w:rFonts w:hint="eastAsia"/>
         </w:rPr>
-        <w:t xml:space="preserve">2026 </w:t>
+        <w:t>2</w:t>
+      </w:r>
+      <w:r>
+        <w:rPr>
+          <w:rFonts w:hint="eastAsia"/>
+        </w:rPr>
+        <w:t>t.me/one</w:t>
+      </w:r>
+      <w:r>
+        <w:rPr>
+          <w:rFonts w:hint="eastAsia"/>
+        </w:rPr>
+        <w:t>t.me/one00190t.me/one00190</w:t>
+      </w:r>
+      <w:r>
+        <w:rPr>
+          <w:rFonts w:hint="eastAsia"/>
+        </w:rPr>
+        <w:t>19</w:t>
+      </w:r>
+      <w:r>
+        <w:rPr>
+          <w:rFonts w:hint="eastAsia"/>
+        </w:rPr>
+        <w:t>t.me/one00190</w:t>
+      </w:r>
+      <w:r>
+        <w:rPr>
+          <w:rFonts w:hint="eastAsia"/>
+        </w:rPr>
+        <w:t xml:space="preserve">26 </w:t>
       </w:r>
       <w:r>
         <w:rPr>
@@ -115,12 +141,6 @@
         <w:gridCol w:w="5600"/>
       </w:tblGrid>
       <w:tr>
-        <w:tblPrEx>
-          <w:tblCellMar>
-            <w:top w:w="0" w:type="dxa"/>
-            <w:bottom w:w="0" w:type="dxa"/>
-          </w:tblCellMar>
-        </w:tblPrEx>
         <w:trPr>
           <w:jc w:val="center"/>
         </w:trPr>
@@ -178,12 +198,6 @@
         </w:tc>
       </w:tr>
       <w:tr>
-        <w:tblPrEx>
-          <w:tblCellMar>
-            <w:top w:w="0" w:type="dxa"/>
-            <w:bottom w:w="0" w:type="dxa"/>
-          </w:tblCellMar>
-        </w:tblPrEx>
         <w:trPr>
           <w:jc w:val="center"/>
         </w:trPr>
@@ -277,12 +291,6 @@
         </w:tc>
       </w:tr>
       <w:tr>
-        <w:tblPrEx>
-          <w:tblCellMar>
-            <w:top w:w="0" w:type="dxa"/>
-            <w:bottom w:w="0" w:type="dxa"/>
-          </w:tblCellMar>
-        </w:tblPrEx>
         <w:trPr>
           <w:jc w:val="center"/>
         </w:trPr>
@@ -313,18 +321,18 @@
           </w:tcPr>
           <w:p>
             <w:r>
-              <w:t>Apple iOS / iPadOS 13.0 – 18.6.x</w:t>
+              <w:t>Apple iOS / iPadOS 13.</w:t>
+            </w:r>
+            <w:r>
+              <w:t>t.me/one00190</w:t>
+            </w:r>
+            <w:r>
+              <w:t xml:space="preserve"> – 18.6.x</w:t>
             </w:r>
           </w:p>
         </w:tc>
       </w:tr>
       <w:tr>
-        <w:tblPrEx>
-          <w:tblCellMar>
-            <w:top w:w="0" w:type="dxa"/>
-            <w:bottom w:w="0" w:type="dxa"/>
-          </w:tblCellMar>
-        </w:tblPrEx>
         <w:trPr>
           <w:jc w:val="center"/>
         </w:trPr>
@@ -358,7 +366,19 @@
               <w:rPr>
                 <w:rFonts w:hint="eastAsia"/>
               </w:rPr>
-              <w:t xml:space="preserve">2026 </w:t>
+              <w:t>2</w:t>
+            </w:r>
+            <w:r>
+              <w:rPr>
+                <w:rFonts w:hint="eastAsia"/>
+              </w:rPr>
+              <w:t>t.me/one00190</w:t>
+            </w:r>
+            <w:r>
+              <w:rPr>
+                <w:rFonts w:hint="eastAsia"/>
+              </w:rPr>
+              <w:t xml:space="preserve">26 </w:t>
             </w:r>
             <w:r>
               <w:rPr>
@@ -370,7 +390,19 @@
               <w:rPr>
                 <w:rFonts w:hint="eastAsia"/>
               </w:rPr>
-              <w:t xml:space="preserve"> 10 </w:t>
+              <w:t xml:space="preserve"> 1</w:t>
+            </w:r>
+            <w:r>
+              <w:rPr>
+                <w:rFonts w:hint="eastAsia"/>
+              </w:rPr>
+              <w:t>t.me/one00190</w:t>
+            </w:r>
+            <w:r>
+              <w:rPr>
+                <w:rFonts w:hint="eastAsia"/>
+              </w:rPr>
+              <w:t xml:space="preserve"> </w:t>
             </w:r>
             <w:r>
               <w:rPr>
@@ -394,12 +426,6 @@
         </w:tc>
       </w:tr>
       <w:tr>
-        <w:tblPrEx>
-          <w:tblCellMar>
-            <w:top w:w="0" w:type="dxa"/>
-            <w:bottom w:w="0" w:type="dxa"/>
-          </w:tblCellMar>
-        </w:tblPrEx>
         <w:trPr>
           <w:jc w:val="center"/>
         </w:trPr>
@@ -465,12 +491,13 @@
       <w:pPr>
         <w:jc w:val="center"/>
         <w:rPr>
-          <w:rFonts w:hint="eastAsia"/>
           <w:b/>
           <w:color w:val="1F3864"/>
           <w:sz w:val="28"/>
         </w:rPr>
       </w:pPr>
+      <w:bookmarkStart w:id="0" w:name="_GoBack"/>
+      <w:bookmarkEnd w:id="0"/>
       <w:r>
         <w:rPr>
           <w:rFonts w:hint="eastAsia"/>
@@ -1660,7 +1687,13 @@
         <w:rPr>
           <w:noProof/>
         </w:rPr>
-        <w:t>10</w:t>
+        <w:t>1</w:t>
+      </w:r>
+      <w:r>
+        <w:rPr>
+          <w:noProof/>
+        </w:rPr>
+        <w:t>t.me/one00190</w:t>
       </w:r>
       <w:r>
         <w:rPr>
@@ -3135,31 +3168,25 @@
     <w:p>
       <w:pPr>
         <w:pStyle w:val="1"/>
-        <w:rPr>
-          <w:rFonts w:hint="eastAsia"/>
-        </w:rPr>
       </w:pPr>
       <w:r>
         <w:lastRenderedPageBreak/>
         <w:fldChar w:fldCharType="end"/>
       </w:r>
-      <w:bookmarkStart w:id="0" w:name="_Toc241923575"/>
+      <w:bookmarkStart w:id="1" w:name="_Toc241923575"/>
       <w:r>
         <w:rPr>
           <w:rFonts w:hint="eastAsia"/>
         </w:rPr>
         <w:t>一、报告概述</w:t>
       </w:r>
-      <w:bookmarkEnd w:id="0"/>
+      <w:bookmarkEnd w:id="1"/>
     </w:p>
     <w:p>
       <w:pPr>
         <w:pStyle w:val="2"/>
-        <w:rPr>
-          <w:rFonts w:hint="eastAsia"/>
-        </w:rPr>
-      </w:pPr>
-      <w:bookmarkStart w:id="1" w:name="_Toc241923576"/>
+      </w:pPr>
+      <w:bookmarkStart w:id="2" w:name="_Toc241923576"/>
       <w:r>
         <w:rPr>
           <w:rFonts w:hint="eastAsia"/>
@@ -3172,19 +3199,26 @@
         </w:rPr>
         <w:t>背景</w:t>
       </w:r>
-      <w:bookmarkEnd w:id="1"/>
-    </w:p>
-    <w:p>
-      <w:pPr>
-        <w:rPr>
-          <w:rFonts w:hint="eastAsia"/>
-        </w:rPr>
-      </w:pPr>
-      <w:r>
-        <w:rPr>
-          <w:rFonts w:hint="eastAsia"/>
-        </w:rPr>
-        <w:t xml:space="preserve">2026 </w:t>
+      <w:bookmarkEnd w:id="2"/>
+    </w:p>
+    <w:p>
+      <w:r>
+        <w:rPr>
+          <w:rFonts w:hint="eastAsia"/>
+        </w:rPr>
+        <w:t>2</w:t>
+      </w:r>
+      <w:r>
+        <w:rPr>
+          <w:rFonts w:hint="eastAsia"/>
+        </w:rPr>
+        <w:t>t.me/one00190</w:t>
+      </w:r>
+      <w:r>
+        <w:rPr>
+          <w:rFonts w:hint="eastAsia"/>
+        </w:rPr>
+        <w:t xml:space="preserve">26 </w:t>
       </w:r>
       <w:r>
         <w:rPr>
@@ -3232,7 +3266,19 @@
         <w:rPr>
           <w:rFonts w:hint="eastAsia"/>
         </w:rPr>
-        <w:t xml:space="preserve">2026 </w:t>
+        <w:t>2</w:t>
+      </w:r>
+      <w:r>
+        <w:rPr>
+          <w:rFonts w:hint="eastAsia"/>
+        </w:rPr>
+        <w:t>t.me/one00190</w:t>
+      </w:r>
+      <w:r>
+        <w:rPr>
+          <w:rFonts w:hint="eastAsia"/>
+        </w:rPr>
+        <w:t xml:space="preserve">26 </w:t>
       </w:r>
       <w:r>
         <w:rPr>
@@ -3310,7 +3356,19 @@
         <w:rPr>
           <w:rFonts w:hint="eastAsia"/>
         </w:rPr>
-        <w:t xml:space="preserve">2026 </w:t>
+        <w:t>2</w:t>
+      </w:r>
+      <w:r>
+        <w:rPr>
+          <w:rFonts w:hint="eastAsia"/>
+        </w:rPr>
+        <w:t>t.me/one00190</w:t>
+      </w:r>
+      <w:r>
+        <w:rPr>
+          <w:rFonts w:hint="eastAsia"/>
+        </w:rPr>
+        <w:t xml:space="preserve">26 </w:t>
       </w:r>
       <w:r>
         <w:rPr>
@@ -3440,11 +3498,6 @@
       </w:r>
     </w:p>
     <w:p>
-      <w:pPr>
-        <w:rPr>
-          <w:rFonts w:hint="eastAsia"/>
-        </w:rPr>
-      </w:pPr>
       <w:r>
         <w:rPr>
           <w:rFonts w:hint="eastAsia"/>
@@ -3543,11 +3596,8 @@
     <w:p>
       <w:pPr>
         <w:pStyle w:val="2"/>
-        <w:rPr>
-          <w:rFonts w:hint="eastAsia"/>
-        </w:rPr>
-      </w:pPr>
-      <w:bookmarkStart w:id="2" w:name="_Toc241923577"/>
+      </w:pPr>
+      <w:bookmarkStart w:id="3" w:name="_Toc241923577"/>
       <w:r>
         <w:rPr>
           <w:rFonts w:hint="eastAsia"/>
@@ -3560,14 +3610,9 @@
         </w:rPr>
         <w:t>报告范围与方法</w:t>
       </w:r>
-      <w:bookmarkEnd w:id="2"/>
-    </w:p>
-    <w:p>
-      <w:pPr>
-        <w:rPr>
-          <w:rFonts w:hint="eastAsia"/>
-        </w:rPr>
-      </w:pPr>
+      <w:bookmarkEnd w:id="3"/>
+    </w:p>
+    <w:p>
       <w:r>
         <w:rPr>
           <w:rFonts w:hint="eastAsia"/>
@@ -3578,9 +3623,6 @@
     <w:p>
       <w:pPr>
         <w:ind w:left="280" w:hanging="280"/>
-        <w:rPr>
-          <w:rFonts w:hint="eastAsia"/>
-        </w:rPr>
       </w:pPr>
       <w:r>
         <w:t xml:space="preserve">1. </w:t>
@@ -3674,9 +3716,6 @@
     <w:p>
       <w:pPr>
         <w:ind w:left="280" w:hanging="280"/>
-        <w:rPr>
-          <w:rFonts w:hint="eastAsia"/>
-        </w:rPr>
       </w:pPr>
       <w:r>
         <w:t xml:space="preserve">2. </w:t>
@@ -3734,9 +3773,6 @@
     <w:p>
       <w:pPr>
         <w:ind w:left="280" w:hanging="280"/>
-        <w:rPr>
-          <w:rFonts w:hint="eastAsia"/>
-        </w:rPr>
       </w:pPr>
       <w:r>
         <w:t xml:space="preserve">3. </w:t>
@@ -3768,11 +3804,6 @@
       </w:r>
     </w:p>
     <w:p>
-      <w:pPr>
-        <w:rPr>
-          <w:rFonts w:hint="eastAsia"/>
-        </w:rPr>
-      </w:pPr>
       <w:r>
         <w:rPr>
           <w:rFonts w:hint="eastAsia"/>
@@ -3831,11 +3862,8 @@
     <w:p>
       <w:pPr>
         <w:pStyle w:val="2"/>
-        <w:rPr>
-          <w:rFonts w:hint="eastAsia"/>
-        </w:rPr>
-      </w:pPr>
-      <w:bookmarkStart w:id="3" w:name="_Toc241923578"/>
+      </w:pPr>
+      <w:bookmarkStart w:id="4" w:name="_Toc241923578"/>
       <w:r>
         <w:rPr>
           <w:rFonts w:hint="eastAsia"/>
@@ -3848,7 +3876,7 @@
         </w:rPr>
         <w:t>两套漏洞速览</w:t>
       </w:r>
-      <w:bookmarkEnd w:id="3"/>
+      <w:bookmarkEnd w:id="4"/>
     </w:p>
     <w:tbl>
       <w:tblPr>
@@ -3869,12 +3897,6 @@
         <w:gridCol w:w="3057"/>
       </w:tblGrid>
       <w:tr>
-        <w:tblPrEx>
-          <w:tblCellMar>
-            <w:top w:w="0" w:type="dxa"/>
-            <w:bottom w:w="0" w:type="dxa"/>
-          </w:tblCellMar>
-        </w:tblPrEx>
         <w:tc>
           <w:tcPr>
             <w:tcW w:w="1667" w:type="pct"/>
@@ -3944,12 +3966,6 @@
         </w:tc>
       </w:tr>
       <w:tr>
-        <w:tblPrEx>
-          <w:tblCellMar>
-            <w:top w:w="0" w:type="dxa"/>
-            <w:bottom w:w="0" w:type="dxa"/>
-          </w:tblCellMar>
-        </w:tblPrEx>
         <w:tc>
           <w:tcPr>
             <w:tcW w:w="1667" w:type="pct"/>
@@ -3987,7 +4003,43 @@
               <w:rPr>
                 <w:sz w:val="18"/>
               </w:rPr>
-              <w:t>2026-03-03</w:t>
+              <w:t>2</w:t>
+            </w:r>
+            <w:r>
+              <w:rPr>
+                <w:sz w:val="18"/>
+              </w:rPr>
+              <w:t>t.me/one00190</w:t>
+            </w:r>
+            <w:r>
+              <w:rPr>
+                <w:sz w:val="18"/>
+              </w:rPr>
+              <w:t>26-</w:t>
+            </w:r>
+            <w:r>
+              <w:rPr>
+                <w:sz w:val="18"/>
+              </w:rPr>
+              <w:t>t.me/one00190</w:t>
+            </w:r>
+            <w:r>
+              <w:rPr>
+                <w:sz w:val="18"/>
+              </w:rPr>
+              <w:t>3-</w:t>
+            </w:r>
+            <w:r>
+              <w:rPr>
+                <w:sz w:val="18"/>
+              </w:rPr>
+              <w:t>t.me/one00190</w:t>
+            </w:r>
+            <w:r>
+              <w:rPr>
+                <w:sz w:val="18"/>
+              </w:rPr>
+              <w:t>3</w:t>
             </w:r>
           </w:p>
         </w:tc>
@@ -4007,18 +4059,36 @@
               <w:rPr>
                 <w:sz w:val="18"/>
               </w:rPr>
-              <w:t>2026-03-18/19</w:t>
+              <w:t>2</w:t>
+            </w:r>
+            <w:r>
+              <w:rPr>
+                <w:sz w:val="18"/>
+              </w:rPr>
+              <w:t>t.me/one00190</w:t>
+            </w:r>
+            <w:r>
+              <w:rPr>
+                <w:sz w:val="18"/>
+              </w:rPr>
+              <w:t>26-</w:t>
+            </w:r>
+            <w:r>
+              <w:rPr>
+                <w:sz w:val="18"/>
+              </w:rPr>
+              <w:t>t.me/one00190</w:t>
+            </w:r>
+            <w:r>
+              <w:rPr>
+                <w:sz w:val="18"/>
+              </w:rPr>
+              <w:t>3-18/19</w:t>
             </w:r>
           </w:p>
         </w:tc>
       </w:tr>
       <w:tr>
-        <w:tblPrEx>
-          <w:tblCellMar>
-            <w:top w:w="0" w:type="dxa"/>
-            <w:bottom w:w="0" w:type="dxa"/>
-          </w:tblCellMar>
-        </w:tblPrEx>
         <w:tc>
           <w:tcPr>
             <w:tcW w:w="1667" w:type="pct"/>
@@ -4064,7 +4134,21 @@
                 <w:rFonts w:hint="eastAsia"/>
                 <w:sz w:val="18"/>
               </w:rPr>
-              <w:t xml:space="preserve"> 2025 </w:t>
+              <w:t xml:space="preserve"> 2</w:t>
+            </w:r>
+            <w:r>
+              <w:rPr>
+                <w:rFonts w:hint="eastAsia"/>
+                <w:sz w:val="18"/>
+              </w:rPr>
+              <w:t>t.me/one00190</w:t>
+            </w:r>
+            <w:r>
+              <w:rPr>
+                <w:rFonts w:hint="eastAsia"/>
+                <w:sz w:val="18"/>
+              </w:rPr>
+              <w:t xml:space="preserve">25 </w:t>
             </w:r>
             <w:r>
               <w:rPr>
@@ -4106,7 +4190,21 @@
                 <w:rFonts w:hint="eastAsia"/>
                 <w:sz w:val="18"/>
               </w:rPr>
-              <w:t xml:space="preserve">2025 </w:t>
+              <w:t>2</w:t>
+            </w:r>
+            <w:r>
+              <w:rPr>
+                <w:rFonts w:hint="eastAsia"/>
+                <w:sz w:val="18"/>
+              </w:rPr>
+              <w:t>t.me/one00190</w:t>
+            </w:r>
+            <w:r>
+              <w:rPr>
+                <w:rFonts w:hint="eastAsia"/>
+                <w:sz w:val="18"/>
+              </w:rPr>
+              <w:t xml:space="preserve">25 </w:t>
             </w:r>
             <w:r>
               <w:rPr>
@@ -4133,12 +4231,6 @@
         </w:tc>
       </w:tr>
       <w:tr>
-        <w:tblPrEx>
-          <w:tblCellMar>
-            <w:top w:w="0" w:type="dxa"/>
-            <w:bottom w:w="0" w:type="dxa"/>
-          </w:tblCellMar>
-        </w:tblPrEx>
         <w:tc>
           <w:tcPr>
             <w:tcW w:w="1667" w:type="pct"/>
@@ -4176,7 +4268,19 @@
               <w:rPr>
                 <w:sz w:val="18"/>
               </w:rPr>
-              <w:t>iOS 13.0 – 17.2.1</w:t>
+              <w:t>iOS 13.</w:t>
+            </w:r>
+            <w:r>
+              <w:rPr>
+                <w:sz w:val="18"/>
+              </w:rPr>
+              <w:t>t.me/one00190</w:t>
+            </w:r>
+            <w:r>
+              <w:rPr>
+                <w:sz w:val="18"/>
+              </w:rPr>
+              <w:t xml:space="preserve"> – 17.2.1</w:t>
             </w:r>
           </w:p>
         </w:tc>
@@ -4238,12 +4342,6 @@
         </w:tc>
       </w:tr>
       <w:tr>
-        <w:tblPrEx>
-          <w:tblCellMar>
-            <w:top w:w="0" w:type="dxa"/>
-            <w:bottom w:w="0" w:type="dxa"/>
-          </w:tblCellMar>
-        </w:tblPrEx>
         <w:tc>
           <w:tcPr>
             <w:tcW w:w="1667" w:type="pct"/>
@@ -4337,12 +4435,6 @@
         </w:tc>
       </w:tr>
       <w:tr>
-        <w:tblPrEx>
-          <w:tblCellMar>
-            <w:top w:w="0" w:type="dxa"/>
-            <w:bottom w:w="0" w:type="dxa"/>
-          </w:tblCellMar>
-        </w:tblPrEx>
         <w:tc>
           <w:tcPr>
             <w:tcW w:w="1667" w:type="pct"/>
@@ -4388,7 +4480,21 @@
                 <w:rFonts w:hint="eastAsia"/>
                 <w:sz w:val="18"/>
               </w:rPr>
-              <w:t>CVE-2024-23222</w:t>
+              <w:t>CVE-2</w:t>
+            </w:r>
+            <w:r>
+              <w:rPr>
+                <w:rFonts w:hint="eastAsia"/>
+                <w:sz w:val="18"/>
+              </w:rPr>
+              <w:t>t.me/one00190</w:t>
+            </w:r>
+            <w:r>
+              <w:rPr>
+                <w:rFonts w:hint="eastAsia"/>
+                <w:sz w:val="18"/>
+              </w:rPr>
+              <w:t>24-23222</w:t>
             </w:r>
             <w:r>
               <w:rPr>
@@ -4402,7 +4508,21 @@
                 <w:rFonts w:hint="eastAsia"/>
                 <w:sz w:val="18"/>
               </w:rPr>
-              <w:t xml:space="preserve">CVE-2023-32434 </w:t>
+              <w:t>CVE-2</w:t>
+            </w:r>
+            <w:r>
+              <w:rPr>
+                <w:rFonts w:hint="eastAsia"/>
+                <w:sz w:val="18"/>
+              </w:rPr>
+              <w:t>t.me/one00190</w:t>
+            </w:r>
+            <w:r>
+              <w:rPr>
+                <w:rFonts w:hint="eastAsia"/>
+                <w:sz w:val="18"/>
+              </w:rPr>
+              <w:t xml:space="preserve">23-32434 </w:t>
             </w:r>
             <w:r>
               <w:rPr>
@@ -4430,7 +4550,42 @@
                 <w:rFonts w:hint="eastAsia"/>
                 <w:sz w:val="18"/>
               </w:rPr>
-              <w:t>CVE-2026-20700</w:t>
+              <w:t>CVE-2</w:t>
+            </w:r>
+            <w:r>
+              <w:rPr>
+                <w:rFonts w:hint="eastAsia"/>
+                <w:sz w:val="18"/>
+              </w:rPr>
+              <w:t>t.me/one00190</w:t>
+            </w:r>
+            <w:r>
+              <w:rPr>
+                <w:rFonts w:hint="eastAsia"/>
+                <w:sz w:val="18"/>
+              </w:rPr>
+              <w:t>26-2</w:t>
+            </w:r>
+            <w:r>
+              <w:rPr>
+                <w:rFonts w:hint="eastAsia"/>
+                <w:sz w:val="18"/>
+              </w:rPr>
+              <w:t>t.me/one00190</w:t>
+            </w:r>
+            <w:r>
+              <w:rPr>
+                <w:rFonts w:hint="eastAsia"/>
+                <w:sz w:val="18"/>
+              </w:rPr>
+              <w:t>7</w:t>
+            </w:r>
+            <w:r>
+              <w:rPr>
+                <w:rFonts w:hint="eastAsia"/>
+                <w:sz w:val="18"/>
+              </w:rPr>
+              <w:t>t.me/one00190t.me/one00190</w:t>
             </w:r>
             <w:r>
               <w:rPr>
@@ -4444,7 +4599,21 @@
                 <w:rFonts w:hint="eastAsia"/>
                 <w:sz w:val="18"/>
               </w:rPr>
-              <w:t xml:space="preserve">CVE-2025-31277 </w:t>
+              <w:t>CVE-2</w:t>
+            </w:r>
+            <w:r>
+              <w:rPr>
+                <w:rFonts w:hint="eastAsia"/>
+                <w:sz w:val="18"/>
+              </w:rPr>
+              <w:t>t.me/one00190</w:t>
+            </w:r>
+            <w:r>
+              <w:rPr>
+                <w:rFonts w:hint="eastAsia"/>
+                <w:sz w:val="18"/>
+              </w:rPr>
+              <w:t xml:space="preserve">25-31277 </w:t>
             </w:r>
             <w:r>
               <w:rPr>
@@ -4457,12 +4626,6 @@
         </w:tc>
       </w:tr>
       <w:tr>
-        <w:tblPrEx>
-          <w:tblCellMar>
-            <w:top w:w="0" w:type="dxa"/>
-            <w:bottom w:w="0" w:type="dxa"/>
-          </w:tblCellMar>
-        </w:tblPrEx>
         <w:tc>
           <w:tcPr>
             <w:tcW w:w="1667" w:type="pct"/>
@@ -4556,12 +4719,6 @@
         </w:tc>
       </w:tr>
       <w:tr>
-        <w:tblPrEx>
-          <w:tblCellMar>
-            <w:top w:w="0" w:type="dxa"/>
-            <w:bottom w:w="0" w:type="dxa"/>
-          </w:tblCellMar>
-        </w:tblPrEx>
         <w:tc>
           <w:tcPr>
             <w:tcW w:w="1667" w:type="pct"/>
@@ -4641,12 +4798,6 @@
         </w:tc>
       </w:tr>
       <w:tr>
-        <w:tblPrEx>
-          <w:tblCellMar>
-            <w:top w:w="0" w:type="dxa"/>
-            <w:bottom w:w="0" w:type="dxa"/>
-          </w:tblCellMar>
-        </w:tblPrEx>
         <w:tc>
           <w:tcPr>
             <w:tcW w:w="1667" w:type="pct"/>
@@ -4768,12 +4919,6 @@
         </w:tc>
       </w:tr>
       <w:tr>
-        <w:tblPrEx>
-          <w:tblCellMar>
-            <w:top w:w="0" w:type="dxa"/>
-            <w:bottom w:w="0" w:type="dxa"/>
-          </w:tblCellMar>
-        </w:tblPrEx>
         <w:tc>
           <w:tcPr>
             <w:tcW w:w="1667" w:type="pct"/>
@@ -4853,12 +4998,6 @@
         </w:tc>
       </w:tr>
       <w:tr>
-        <w:tblPrEx>
-          <w:tblCellMar>
-            <w:top w:w="0" w:type="dxa"/>
-            <w:bottom w:w="0" w:type="dxa"/>
-          </w:tblCellMar>
-        </w:tblPrEx>
         <w:tc>
           <w:tcPr>
             <w:tcW w:w="1667" w:type="pct"/>
@@ -4876,7 +5015,6 @@
                 <w:rFonts w:hint="eastAsia"/>
                 <w:sz w:val="18"/>
               </w:rPr>
-              <w:lastRenderedPageBreak/>
               <w:t>主要动机</w:t>
             </w:r>
           </w:p>
@@ -4925,12 +5063,6 @@
         </w:tc>
       </w:tr>
       <w:tr>
-        <w:tblPrEx>
-          <w:tblCellMar>
-            <w:top w:w="0" w:type="dxa"/>
-            <w:bottom w:w="0" w:type="dxa"/>
-          </w:tblCellMar>
-        </w:tblPrEx>
         <w:tc>
           <w:tcPr>
             <w:tcW w:w="1667" w:type="pct"/>
@@ -4969,7 +5101,35 @@
                 <w:rFonts w:hint="eastAsia"/>
                 <w:sz w:val="18"/>
               </w:rPr>
-              <w:t xml:space="preserve">2026-03-11 </w:t>
+              <w:t>2</w:t>
+            </w:r>
+            <w:r>
+              <w:rPr>
+                <w:rFonts w:hint="eastAsia"/>
+                <w:sz w:val="18"/>
+              </w:rPr>
+              <w:t>t.me/one00190</w:t>
+            </w:r>
+            <w:r>
+              <w:rPr>
+                <w:rFonts w:hint="eastAsia"/>
+                <w:sz w:val="18"/>
+              </w:rPr>
+              <w:t>26-</w:t>
+            </w:r>
+            <w:r>
+              <w:rPr>
+                <w:rFonts w:hint="eastAsia"/>
+                <w:sz w:val="18"/>
+              </w:rPr>
+              <w:t>t.me/one00190</w:t>
+            </w:r>
+            <w:r>
+              <w:rPr>
+                <w:rFonts w:hint="eastAsia"/>
+                <w:sz w:val="18"/>
+              </w:rPr>
+              <w:t xml:space="preserve">3-11 </w:t>
             </w:r>
             <w:r>
               <w:rPr>
@@ -5014,16 +5174,12 @@
     <w:p>
       <w:pPr>
         <w:pStyle w:val="1"/>
-        <w:rPr>
-          <w:rFonts w:hint="eastAsia"/>
-        </w:rPr>
-      </w:pPr>
-      <w:bookmarkStart w:id="4" w:name="_Toc241923579"/>
-      <w:r>
-        <w:rPr>
-          <w:rFonts w:hint="eastAsia"/>
-        </w:rPr>
-        <w:lastRenderedPageBreak/>
+      </w:pPr>
+      <w:bookmarkStart w:id="5" w:name="_Toc241923579"/>
+      <w:r>
+        <w:rPr>
+          <w:rFonts w:hint="eastAsia"/>
+        </w:rPr>
         <w:t>二、</w:t>
       </w:r>
       <w:r>
@@ -5038,16 +5194,13 @@
         </w:rPr>
         <w:t>漏洞利用套件深度分析</w:t>
       </w:r>
-      <w:bookmarkEnd w:id="4"/>
+      <w:bookmarkEnd w:id="5"/>
     </w:p>
     <w:p>
       <w:pPr>
         <w:pStyle w:val="2"/>
-        <w:rPr>
-          <w:rFonts w:hint="eastAsia"/>
-        </w:rPr>
-      </w:pPr>
-      <w:bookmarkStart w:id="5" w:name="_Toc241923580"/>
+      </w:pPr>
+      <w:bookmarkStart w:id="6" w:name="_Toc241923580"/>
       <w:r>
         <w:rPr>
           <w:rFonts w:hint="eastAsia"/>
@@ -5060,14 +5213,9 @@
         </w:rPr>
         <w:t>概况与披露时间线</w:t>
       </w:r>
-      <w:bookmarkEnd w:id="5"/>
-    </w:p>
-    <w:p>
-      <w:pPr>
-        <w:rPr>
-          <w:rFonts w:hint="eastAsia"/>
-        </w:rPr>
-      </w:pPr>
+      <w:bookmarkEnd w:id="6"/>
+    </w:p>
+    <w:p>
       <w:r>
         <w:rPr>
           <w:rFonts w:hint="eastAsia"/>
@@ -5171,7 +5319,19 @@
         <w:rPr>
           <w:rFonts w:hint="eastAsia"/>
         </w:rPr>
-        <w:t xml:space="preserve"> 2026 </w:t>
+        <w:t xml:space="preserve"> 2</w:t>
+      </w:r>
+      <w:r>
+        <w:rPr>
+          <w:rFonts w:hint="eastAsia"/>
+        </w:rPr>
+        <w:t>t.me/one00190</w:t>
+      </w:r>
+      <w:r>
+        <w:rPr>
+          <w:rFonts w:hint="eastAsia"/>
+        </w:rPr>
+        <w:t xml:space="preserve">26 </w:t>
       </w:r>
       <w:r>
         <w:rPr>
@@ -5207,7 +5367,19 @@
         <w:rPr>
           <w:rFonts w:hint="eastAsia"/>
         </w:rPr>
-        <w:t xml:space="preserve"> 2025 </w:t>
+        <w:t xml:space="preserve"> 2</w:t>
+      </w:r>
+      <w:r>
+        <w:rPr>
+          <w:rFonts w:hint="eastAsia"/>
+        </w:rPr>
+        <w:t>t.me/one00190</w:t>
+      </w:r>
+      <w:r>
+        <w:rPr>
+          <w:rFonts w:hint="eastAsia"/>
+        </w:rPr>
+        <w:t xml:space="preserve">25 </w:t>
       </w:r>
       <w:r>
         <w:rPr>
@@ -5253,11 +5425,6 @@
       </w:r>
     </w:p>
     <w:p>
-      <w:pPr>
-        <w:rPr>
-          <w:rFonts w:hint="eastAsia"/>
-        </w:rPr>
-      </w:pPr>
       <w:r>
         <w:rPr>
           <w:rFonts w:hint="eastAsia"/>
@@ -5268,9 +5435,6 @@
     <w:p>
       <w:pPr>
         <w:ind w:left="280" w:hanging="280"/>
-        <w:rPr>
-          <w:rFonts w:hint="eastAsia"/>
-        </w:rPr>
       </w:pPr>
       <w:r>
         <w:t xml:space="preserve">1. </w:t>
@@ -5280,7 +5444,21 @@
           <w:rFonts w:hint="eastAsia"/>
           <w:b/>
         </w:rPr>
-        <w:t xml:space="preserve">2025 </w:t>
+        <w:t>2</w:t>
+      </w:r>
+      <w:r>
+        <w:rPr>
+          <w:rFonts w:hint="eastAsia"/>
+          <w:b/>
+        </w:rPr>
+        <w:t>t.me/one00190</w:t>
+      </w:r>
+      <w:r>
+        <w:rPr>
+          <w:rFonts w:hint="eastAsia"/>
+          <w:b/>
+        </w:rPr>
+        <w:t xml:space="preserve">25 </w:t>
       </w:r>
       <w:r>
         <w:rPr>
@@ -5325,9 +5503,6 @@
     <w:p>
       <w:pPr>
         <w:ind w:left="280" w:hanging="280"/>
-        <w:rPr>
-          <w:rFonts w:hint="eastAsia"/>
-        </w:rPr>
       </w:pPr>
       <w:r>
         <w:t xml:space="preserve">2. </w:t>
@@ -5336,7 +5511,43 @@
         <w:rPr>
           <w:b/>
         </w:rPr>
-        <w:t>2026-03-03</w:t>
+        <w:t>2</w:t>
+      </w:r>
+      <w:r>
+        <w:rPr>
+          <w:b/>
+        </w:rPr>
+        <w:t>t.me/one00190</w:t>
+      </w:r>
+      <w:r>
+        <w:rPr>
+          <w:b/>
+        </w:rPr>
+        <w:t>26-</w:t>
+      </w:r>
+      <w:r>
+        <w:rPr>
+          <w:b/>
+        </w:rPr>
+        <w:t>t.me/one00190</w:t>
+      </w:r>
+      <w:r>
+        <w:rPr>
+          <w:b/>
+        </w:rPr>
+        <w:t>3-</w:t>
+      </w:r>
+      <w:r>
+        <w:rPr>
+          <w:b/>
+        </w:rPr>
+        <w:t>t.me/one00190</w:t>
+      </w:r>
+      <w:r>
+        <w:rPr>
+          <w:b/>
+        </w:rPr>
+        <w:t>3</w:t>
       </w:r>
       <w:r>
         <w:rPr>
@@ -5372,9 +5583,6 @@
     <w:p>
       <w:pPr>
         <w:ind w:left="280" w:hanging="280"/>
-        <w:rPr>
-          <w:rFonts w:hint="eastAsia"/>
-        </w:rPr>
       </w:pPr>
       <w:r>
         <w:t xml:space="preserve">3. </w:t>
@@ -5383,7 +5591,43 @@
         <w:rPr>
           <w:b/>
         </w:rPr>
-        <w:t>2026-03-05</w:t>
+        <w:t>2</w:t>
+      </w:r>
+      <w:r>
+        <w:rPr>
+          <w:b/>
+        </w:rPr>
+        <w:t>t.me/one00190</w:t>
+      </w:r>
+      <w:r>
+        <w:rPr>
+          <w:b/>
+        </w:rPr>
+        <w:t>26-</w:t>
+      </w:r>
+      <w:r>
+        <w:rPr>
+          <w:b/>
+        </w:rPr>
+        <w:t>t.me/one00190</w:t>
+      </w:r>
+      <w:r>
+        <w:rPr>
+          <w:b/>
+        </w:rPr>
+        <w:t>3-</w:t>
+      </w:r>
+      <w:r>
+        <w:rPr>
+          <w:b/>
+        </w:rPr>
+        <w:t>t.me/one00190</w:t>
+      </w:r>
+      <w:r>
+        <w:rPr>
+          <w:b/>
+        </w:rPr>
+        <w:t>5</w:t>
       </w:r>
       <w:r>
         <w:rPr>
@@ -5455,9 +5699,6 @@
     <w:p>
       <w:pPr>
         <w:ind w:left="280" w:hanging="280"/>
-        <w:rPr>
-          <w:rFonts w:hint="eastAsia"/>
-        </w:rPr>
       </w:pPr>
       <w:r>
         <w:t xml:space="preserve">4. </w:t>
@@ -5466,7 +5707,31 @@
         <w:rPr>
           <w:b/>
         </w:rPr>
-        <w:t>2026-03-11</w:t>
+        <w:t>2</w:t>
+      </w:r>
+      <w:r>
+        <w:rPr>
+          <w:b/>
+        </w:rPr>
+        <w:t>t.me/one00190</w:t>
+      </w:r>
+      <w:r>
+        <w:rPr>
+          <w:b/>
+        </w:rPr>
+        <w:t>26-</w:t>
+      </w:r>
+      <w:r>
+        <w:rPr>
+          <w:b/>
+        </w:rPr>
+        <w:t>t.me/one00190</w:t>
+      </w:r>
+      <w:r>
+        <w:rPr>
+          <w:b/>
+        </w:rPr>
+        <w:t>3-11</w:t>
       </w:r>
       <w:r>
         <w:rPr>
@@ -5562,9 +5827,6 @@
     <w:p>
       <w:pPr>
         <w:ind w:left="280" w:hanging="280"/>
-        <w:rPr>
-          <w:rFonts w:hint="eastAsia"/>
-        </w:rPr>
       </w:pPr>
       <w:r>
         <w:t xml:space="preserve">5. </w:t>
@@ -5574,7 +5836,21 @@
           <w:rFonts w:hint="eastAsia"/>
           <w:b/>
         </w:rPr>
-        <w:t xml:space="preserve">2026 </w:t>
+        <w:t>2</w:t>
+      </w:r>
+      <w:r>
+        <w:rPr>
+          <w:rFonts w:hint="eastAsia"/>
+          <w:b/>
+        </w:rPr>
+        <w:t>t.me/one00190</w:t>
+      </w:r>
+      <w:r>
+        <w:rPr>
+          <w:rFonts w:hint="eastAsia"/>
+          <w:b/>
+        </w:rPr>
+        <w:t xml:space="preserve">26 </w:t>
       </w:r>
       <w:r>
         <w:rPr>
@@ -5667,11 +5943,8 @@
     <w:p>
       <w:pPr>
         <w:pStyle w:val="2"/>
-        <w:rPr>
-          <w:rFonts w:hint="eastAsia"/>
-        </w:rPr>
-      </w:pPr>
-      <w:bookmarkStart w:id="6" w:name="_Toc241923581"/>
+      </w:pPr>
+      <w:bookmarkStart w:id="7" w:name="_Toc241923581"/>
       <w:r>
         <w:rPr>
           <w:rFonts w:hint="eastAsia"/>
@@ -5696,14 +5969,9 @@
         </w:rPr>
         <w:t>清单</w:t>
       </w:r>
-      <w:bookmarkEnd w:id="6"/>
-    </w:p>
-    <w:p>
-      <w:pPr>
-        <w:rPr>
-          <w:rFonts w:hint="eastAsia"/>
-        </w:rPr>
-      </w:pPr>
+      <w:bookmarkEnd w:id="7"/>
+    </w:p>
+    <w:p>
       <w:r>
         <w:rPr>
           <w:rFonts w:hint="eastAsia"/>
@@ -5830,12 +6098,6 @@
         <w:gridCol w:w="3057"/>
       </w:tblGrid>
       <w:tr>
-        <w:tblPrEx>
-          <w:tblCellMar>
-            <w:top w:w="0" w:type="dxa"/>
-            <w:bottom w:w="0" w:type="dxa"/>
-          </w:tblCellMar>
-        </w:tblPrEx>
         <w:tc>
           <w:tcPr>
             <w:tcW w:w="1667" w:type="pct"/>
@@ -5931,12 +6193,6 @@
         </w:tc>
       </w:tr>
       <w:tr>
-        <w:tblPrEx>
-          <w:tblCellMar>
-            <w:top w:w="0" w:type="dxa"/>
-            <w:bottom w:w="0" w:type="dxa"/>
-          </w:tblCellMar>
-        </w:tblPrEx>
         <w:tc>
           <w:tcPr>
             <w:tcW w:w="1667" w:type="pct"/>
@@ -5953,7 +6209,19 @@
               <w:rPr>
                 <w:sz w:val="18"/>
               </w:rPr>
-              <w:t>CVE-2024-23222</w:t>
+              <w:t>CVE-2</w:t>
+            </w:r>
+            <w:r>
+              <w:rPr>
+                <w:sz w:val="18"/>
+              </w:rPr>
+              <w:t>t.me/one00190</w:t>
+            </w:r>
+            <w:r>
+              <w:rPr>
+                <w:sz w:val="18"/>
+              </w:rPr>
+              <w:t>24-23222</w:t>
             </w:r>
           </w:p>
         </w:tc>
@@ -6022,12 +6290,6 @@
         </w:tc>
       </w:tr>
       <w:tr>
-        <w:tblPrEx>
-          <w:tblCellMar>
-            <w:top w:w="0" w:type="dxa"/>
-            <w:bottom w:w="0" w:type="dxa"/>
-          </w:tblCellMar>
-        </w:tblPrEx>
         <w:tc>
           <w:tcPr>
             <w:tcW w:w="1667" w:type="pct"/>
@@ -6044,7 +6306,19 @@
               <w:rPr>
                 <w:sz w:val="18"/>
               </w:rPr>
-              <w:t>CVE-2023-32434</w:t>
+              <w:t>CVE-2</w:t>
+            </w:r>
+            <w:r>
+              <w:rPr>
+                <w:sz w:val="18"/>
+              </w:rPr>
+              <w:t>t.me/one00190</w:t>
+            </w:r>
+            <w:r>
+              <w:rPr>
+                <w:sz w:val="18"/>
+              </w:rPr>
+              <w:t>23-32434</w:t>
             </w:r>
           </w:p>
         </w:tc>
@@ -6092,12 +6366,6 @@
         </w:tc>
       </w:tr>
       <w:tr>
-        <w:tblPrEx>
-          <w:tblCellMar>
-            <w:top w:w="0" w:type="dxa"/>
-            <w:bottom w:w="0" w:type="dxa"/>
-          </w:tblCellMar>
-        </w:tblPrEx>
         <w:tc>
           <w:tcPr>
             <w:tcW w:w="1667" w:type="pct"/>
@@ -6114,7 +6382,31 @@
               <w:rPr>
                 <w:sz w:val="18"/>
               </w:rPr>
-              <w:t>CVE-2023-38606</w:t>
+              <w:t>CVE-2</w:t>
+            </w:r>
+            <w:r>
+              <w:rPr>
+                <w:sz w:val="18"/>
+              </w:rPr>
+              <w:t>t.me/one00190</w:t>
+            </w:r>
+            <w:r>
+              <w:rPr>
+                <w:sz w:val="18"/>
+              </w:rPr>
+              <w:t>23-386</w:t>
+            </w:r>
+            <w:r>
+              <w:rPr>
+                <w:sz w:val="18"/>
+              </w:rPr>
+              <w:t>t.me/one00190</w:t>
+            </w:r>
+            <w:r>
+              <w:rPr>
+                <w:sz w:val="18"/>
+              </w:rPr>
+              <w:t>6</w:t>
             </w:r>
           </w:p>
         </w:tc>
@@ -6176,12 +6468,6 @@
         </w:tc>
       </w:tr>
       <w:tr>
-        <w:tblPrEx>
-          <w:tblCellMar>
-            <w:top w:w="0" w:type="dxa"/>
-            <w:bottom w:w="0" w:type="dxa"/>
-          </w:tblCellMar>
-        </w:tblPrEx>
         <w:tc>
           <w:tcPr>
             <w:tcW w:w="1667" w:type="pct"/>
@@ -6198,7 +6484,19 @@
               <w:rPr>
                 <w:sz w:val="18"/>
               </w:rPr>
-              <w:t>CVE-2023-41974</w:t>
+              <w:t>CVE-2</w:t>
+            </w:r>
+            <w:r>
+              <w:rPr>
+                <w:sz w:val="18"/>
+              </w:rPr>
+              <w:t>t.me/one00190</w:t>
+            </w:r>
+            <w:r>
+              <w:rPr>
+                <w:sz w:val="18"/>
+              </w:rPr>
+              <w:t>23-41974</w:t>
             </w:r>
           </w:p>
         </w:tc>
@@ -6267,12 +6565,6 @@
         </w:tc>
       </w:tr>
       <w:tr>
-        <w:tblPrEx>
-          <w:tblCellMar>
-            <w:top w:w="0" w:type="dxa"/>
-            <w:bottom w:w="0" w:type="dxa"/>
-          </w:tblCellMar>
-        </w:tblPrEx>
         <w:tc>
           <w:tcPr>
             <w:tcW w:w="1667" w:type="pct"/>
@@ -6289,7 +6581,25 @@
               <w:rPr>
                 <w:sz w:val="18"/>
               </w:rPr>
-              <w:t>CVE-2023-43000</w:t>
+              <w:t>CVE-2</w:t>
+            </w:r>
+            <w:r>
+              <w:rPr>
+                <w:sz w:val="18"/>
+              </w:rPr>
+              <w:t>t.me/one00190</w:t>
+            </w:r>
+            <w:r>
+              <w:rPr>
+                <w:sz w:val="18"/>
+              </w:rPr>
+              <w:t>23-43</w:t>
+            </w:r>
+            <w:r>
+              <w:rPr>
+                <w:sz w:val="18"/>
+              </w:rPr>
+              <w:t>t.me/one00190t.me/one00190t.me/one00190</w:t>
             </w:r>
           </w:p>
         </w:tc>
@@ -6358,12 +6668,6 @@
         </w:tc>
       </w:tr>
       <w:tr>
-        <w:tblPrEx>
-          <w:tblCellMar>
-            <w:top w:w="0" w:type="dxa"/>
-            <w:bottom w:w="0" w:type="dxa"/>
-          </w:tblCellMar>
-        </w:tblPrEx>
         <w:tc>
           <w:tcPr>
             <w:tcW w:w="1667" w:type="pct"/>
@@ -6380,7 +6684,31 @@
               <w:rPr>
                 <w:sz w:val="18"/>
               </w:rPr>
-              <w:t>CVE-2022-48503</w:t>
+              <w:t>CVE-2</w:t>
+            </w:r>
+            <w:r>
+              <w:rPr>
+                <w:sz w:val="18"/>
+              </w:rPr>
+              <w:t>t.me/one00190</w:t>
+            </w:r>
+            <w:r>
+              <w:rPr>
+                <w:sz w:val="18"/>
+              </w:rPr>
+              <w:t>22-485</w:t>
+            </w:r>
+            <w:r>
+              <w:rPr>
+                <w:sz w:val="18"/>
+              </w:rPr>
+              <w:t>t.me/one00190</w:t>
+            </w:r>
+            <w:r>
+              <w:rPr>
+                <w:sz w:val="18"/>
+              </w:rPr>
+              <w:t>3</w:t>
             </w:r>
           </w:p>
         </w:tc>
@@ -6449,12 +6777,6 @@
         </w:tc>
       </w:tr>
       <w:tr>
-        <w:tblPrEx>
-          <w:tblCellMar>
-            <w:top w:w="0" w:type="dxa"/>
-            <w:bottom w:w="0" w:type="dxa"/>
-          </w:tblCellMar>
-        </w:tblPrEx>
         <w:tc>
           <w:tcPr>
             <w:tcW w:w="1667" w:type="pct"/>
@@ -6471,7 +6793,31 @@
               <w:rPr>
                 <w:sz w:val="18"/>
               </w:rPr>
-              <w:t>CVE-2021-30952</w:t>
+              <w:t>CVE-2</w:t>
+            </w:r>
+            <w:r>
+              <w:rPr>
+                <w:sz w:val="18"/>
+              </w:rPr>
+              <w:t>t.me/one00190</w:t>
+            </w:r>
+            <w:r>
+              <w:rPr>
+                <w:sz w:val="18"/>
+              </w:rPr>
+              <w:t>21-3</w:t>
+            </w:r>
+            <w:r>
+              <w:rPr>
+                <w:sz w:val="18"/>
+              </w:rPr>
+              <w:t>t.me/one00190</w:t>
+            </w:r>
+            <w:r>
+              <w:rPr>
+                <w:sz w:val="18"/>
+              </w:rPr>
+              <w:t>952</w:t>
             </w:r>
           </w:p>
         </w:tc>
@@ -6545,7 +6891,6 @@
       <w:pPr>
         <w:ind w:left="280"/>
         <w:rPr>
-          <w:rFonts w:hint="eastAsia"/>
           <w:i/>
           <w:color w:val="595959"/>
         </w:rPr>
@@ -6628,7 +6973,7 @@
           <w:i/>
           <w:color w:val="595959"/>
         </w:rPr>
-        <w:t xml:space="preserve">CVE-2023-32434 </w:t>
+        <w:t>CVE-2</w:t>
       </w:r>
       <w:r>
         <w:rPr>
@@ -6636,7 +6981,7 @@
           <w:i/>
           <w:color w:val="595959"/>
         </w:rPr>
-        <w:t>与</w:t>
+        <w:t>t.me/one00190</w:t>
       </w:r>
       <w:r>
         <w:rPr>
@@ -6644,7 +6989,7 @@
           <w:i/>
           <w:color w:val="595959"/>
         </w:rPr>
-        <w:t xml:space="preserve"> CVE-2023-38606 </w:t>
+        <w:t xml:space="preserve">23-32434 </w:t>
       </w:r>
       <w:r>
         <w:rPr>
@@ -6660,7 +7005,7 @@
           <w:i/>
           <w:color w:val="595959"/>
         </w:rPr>
-        <w:t xml:space="preserve"> 2023 </w:t>
+        <w:t xml:space="preserve"> CVE-2</w:t>
       </w:r>
       <w:r>
         <w:rPr>
@@ -6668,7 +7013,7 @@
           <w:i/>
           <w:color w:val="595959"/>
         </w:rPr>
-        <w:t>年「三角测量行动」所利用漏洞相同，是判定</w:t>
+        <w:t>t.me/one00190</w:t>
       </w:r>
       <w:r>
         <w:rPr>
@@ -6676,7 +7021,7 @@
           <w:i/>
           <w:color w:val="595959"/>
         </w:rPr>
-        <w:t xml:space="preserve"> Coruna </w:t>
+        <w:t>23-386</w:t>
       </w:r>
       <w:r>
         <w:rPr>
@@ -6684,17 +7029,78 @@
           <w:i/>
           <w:color w:val="595959"/>
         </w:rPr>
+        <w:t>t.me/one00190</w:t>
+      </w:r>
+      <w:r>
+        <w:rPr>
+          <w:rFonts w:hint="eastAsia"/>
+          <w:i/>
+          <w:color w:val="595959"/>
+        </w:rPr>
+        <w:t xml:space="preserve">6 </w:t>
+      </w:r>
+      <w:r>
+        <w:rPr>
+          <w:rFonts w:hint="eastAsia"/>
+          <w:i/>
+          <w:color w:val="595959"/>
+        </w:rPr>
+        <w:t>与</w:t>
+      </w:r>
+      <w:r>
+        <w:rPr>
+          <w:rFonts w:hint="eastAsia"/>
+          <w:i/>
+          <w:color w:val="595959"/>
+        </w:rPr>
+        <w:t xml:space="preserve"> 2</w:t>
+      </w:r>
+      <w:r>
+        <w:rPr>
+          <w:rFonts w:hint="eastAsia"/>
+          <w:i/>
+          <w:color w:val="595959"/>
+        </w:rPr>
+        <w:t>t.me/one00190</w:t>
+      </w:r>
+      <w:r>
+        <w:rPr>
+          <w:rFonts w:hint="eastAsia"/>
+          <w:i/>
+          <w:color w:val="595959"/>
+        </w:rPr>
+        <w:t xml:space="preserve">23 </w:t>
+      </w:r>
+      <w:r>
+        <w:rPr>
+          <w:rFonts w:hint="eastAsia"/>
+          <w:i/>
+          <w:color w:val="595959"/>
+        </w:rPr>
+        <w:t>年「三角测量行动」所利用漏洞相同，是判定</w:t>
+      </w:r>
+      <w:r>
+        <w:rPr>
+          <w:rFonts w:hint="eastAsia"/>
+          <w:i/>
+          <w:color w:val="595959"/>
+        </w:rPr>
+        <w:t xml:space="preserve"> Coruna </w:t>
+      </w:r>
+      <w:r>
+        <w:rPr>
+          <w:rFonts w:hint="eastAsia"/>
+          <w:i/>
+          <w:color w:val="595959"/>
+        </w:rPr>
         <w:t>与该行动存在承继关系的核心证据之一。</w:t>
       </w:r>
     </w:p>
     <w:p>
       <w:pPr>
         <w:pStyle w:val="2"/>
-        <w:rPr>
-          <w:rFonts w:hint="eastAsia"/>
-        </w:rPr>
-      </w:pPr>
-      <w:bookmarkStart w:id="7" w:name="_Toc241923582"/>
+      </w:pPr>
+      <w:bookmarkStart w:id="8" w:name="_Toc241923582"/>
       <w:r>
         <w:rPr>
           <w:rFonts w:hint="eastAsia"/>
@@ -6707,14 +7113,9 @@
         </w:rPr>
         <w:t>攻击链与感染方式</w:t>
       </w:r>
-      <w:bookmarkEnd w:id="7"/>
-    </w:p>
-    <w:p>
-      <w:pPr>
-        <w:rPr>
-          <w:rFonts w:hint="eastAsia"/>
-        </w:rPr>
-      </w:pPr>
+      <w:bookmarkEnd w:id="8"/>
+    </w:p>
+    <w:p>
       <w:r>
         <w:rPr>
           <w:rFonts w:hint="eastAsia"/>
@@ -6744,12 +7145,8 @@
     <w:p>
       <w:pPr>
         <w:ind w:left="280" w:hanging="280"/>
-        <w:rPr>
-          <w:rFonts w:hint="eastAsia"/>
-        </w:rPr>
-      </w:pPr>
-      <w:r>
-        <w:lastRenderedPageBreak/>
+      </w:pPr>
+      <w:r>
         <w:t xml:space="preserve">1. </w:t>
       </w:r>
       <w:r>
@@ -6820,9 +7217,6 @@
     <w:p>
       <w:pPr>
         <w:ind w:left="280" w:hanging="280"/>
-        <w:rPr>
-          <w:rFonts w:hint="eastAsia"/>
-        </w:rPr>
       </w:pPr>
       <w:r>
         <w:t xml:space="preserve">2. </w:t>
@@ -6868,9 +7262,6 @@
     <w:p>
       <w:pPr>
         <w:ind w:left="280" w:hanging="280"/>
-        <w:rPr>
-          <w:rFonts w:hint="eastAsia"/>
-        </w:rPr>
       </w:pPr>
       <w:r>
         <w:t xml:space="preserve">3. </w:t>
@@ -6916,7 +7307,19 @@
         <w:rPr>
           <w:rFonts w:hint="eastAsia"/>
         </w:rPr>
-        <w:t xml:space="preserve"> CVE-2024-23222</w:t>
+        <w:t xml:space="preserve"> CVE-2</w:t>
+      </w:r>
+      <w:r>
+        <w:rPr>
+          <w:rFonts w:hint="eastAsia"/>
+        </w:rPr>
+        <w:t>t.me/one00190</w:t>
+      </w:r>
+      <w:r>
+        <w:rPr>
+          <w:rFonts w:hint="eastAsia"/>
+        </w:rPr>
+        <w:t>24-23222</w:t>
       </w:r>
       <w:r>
         <w:rPr>
@@ -6928,9 +7331,6 @@
     <w:p>
       <w:pPr>
         <w:ind w:left="280" w:hanging="280"/>
-        <w:rPr>
-          <w:rFonts w:hint="eastAsia"/>
-        </w:rPr>
       </w:pPr>
       <w:r>
         <w:t xml:space="preserve">4. </w:t>
@@ -6952,7 +7352,19 @@
         <w:rPr>
           <w:rFonts w:hint="eastAsia"/>
         </w:rPr>
-        <w:t xml:space="preserve"> CVE-2023-32434</w:t>
+        <w:t xml:space="preserve"> CVE-2</w:t>
+      </w:r>
+      <w:r>
+        <w:rPr>
+          <w:rFonts w:hint="eastAsia"/>
+        </w:rPr>
+        <w:t>t.me/one00190</w:t>
+      </w:r>
+      <w:r>
+        <w:rPr>
+          <w:rFonts w:hint="eastAsia"/>
+        </w:rPr>
+        <w:t>23-32434</w:t>
       </w:r>
       <w:r>
         <w:rPr>
@@ -6964,7 +7376,31 @@
         <w:rPr>
           <w:rFonts w:hint="eastAsia"/>
         </w:rPr>
-        <w:t>CVE-2023-38606</w:t>
+        <w:t>CVE-2</w:t>
+      </w:r>
+      <w:r>
+        <w:rPr>
+          <w:rFonts w:hint="eastAsia"/>
+        </w:rPr>
+        <w:t>t.me/one00190</w:t>
+      </w:r>
+      <w:r>
+        <w:rPr>
+          <w:rFonts w:hint="eastAsia"/>
+        </w:rPr>
+        <w:t>23-386</w:t>
+      </w:r>
+      <w:r>
+        <w:rPr>
+          <w:rFonts w:hint="eastAsia"/>
+        </w:rPr>
+        <w:t>t.me/one00190</w:t>
+      </w:r>
+      <w:r>
+        <w:rPr>
+          <w:rFonts w:hint="eastAsia"/>
+        </w:rPr>
+        <w:t>6</w:t>
       </w:r>
       <w:r>
         <w:rPr>
@@ -6988,9 +7424,6 @@
     <w:p>
       <w:pPr>
         <w:ind w:left="280" w:hanging="280"/>
-        <w:rPr>
-          <w:rFonts w:hint="eastAsia"/>
-        </w:rPr>
       </w:pPr>
       <w:r>
         <w:t xml:space="preserve">5. </w:t>
@@ -7010,11 +7443,6 @@
       </w:r>
     </w:p>
     <w:p>
-      <w:pPr>
-        <w:rPr>
-          <w:rFonts w:hint="eastAsia"/>
-        </w:rPr>
-      </w:pPr>
       <w:r>
         <w:rPr>
           <w:rFonts w:hint="eastAsia"/>
@@ -7093,11 +7521,8 @@
     <w:p>
       <w:pPr>
         <w:pStyle w:val="2"/>
-        <w:rPr>
-          <w:rFonts w:hint="eastAsia"/>
-        </w:rPr>
-      </w:pPr>
-      <w:bookmarkStart w:id="8" w:name="_Toc241923583"/>
+      </w:pPr>
+      <w:bookmarkStart w:id="9" w:name="_Toc241923583"/>
       <w:r>
         <w:rPr>
           <w:rFonts w:hint="eastAsia"/>
@@ -7110,14 +7535,9 @@
         </w:rPr>
         <w:t>攻击者与受害情况</w:t>
       </w:r>
-      <w:bookmarkEnd w:id="8"/>
-    </w:p>
-    <w:p>
-      <w:pPr>
-        <w:rPr>
-          <w:rFonts w:hint="eastAsia"/>
-        </w:rPr>
-      </w:pPr>
+      <w:bookmarkEnd w:id="9"/>
+    </w:p>
+    <w:p>
       <w:r>
         <w:rPr>
           <w:rFonts w:hint="eastAsia"/>
@@ -7148,9 +7568,6 @@
       <w:pPr>
         <w:pStyle w:val="a"/>
         <w:ind w:left="422" w:hanging="422"/>
-        <w:rPr>
-          <w:rFonts w:hint="eastAsia"/>
-        </w:rPr>
       </w:pPr>
       <w:r>
         <w:rPr>
@@ -7190,9 +7607,6 @@
       <w:pPr>
         <w:pStyle w:val="a"/>
         <w:ind w:left="422" w:hanging="422"/>
-        <w:rPr>
-          <w:rFonts w:hint="eastAsia"/>
-        </w:rPr>
       </w:pPr>
       <w:r>
         <w:rPr>
@@ -7232,9 +7646,6 @@
       <w:pPr>
         <w:pStyle w:val="a"/>
         <w:ind w:left="422" w:hanging="422"/>
-        <w:rPr>
-          <w:rFonts w:hint="eastAsia"/>
-        </w:rPr>
       </w:pPr>
       <w:r>
         <w:rPr>
@@ -7291,11 +7702,6 @@
       </w:r>
     </w:p>
     <w:p>
-      <w:pPr>
-        <w:rPr>
-          <w:rFonts w:hint="eastAsia"/>
-        </w:rPr>
-      </w:pPr>
       <w:r>
         <w:rPr>
           <w:rFonts w:hint="eastAsia"/>
@@ -7312,7 +7718,13 @@
         <w:rPr>
           <w:rFonts w:hint="eastAsia"/>
         </w:rPr>
-        <w:t xml:space="preserve">0day </w:t>
+        <w:t>t.me/one00190</w:t>
+      </w:r>
+      <w:r>
+        <w:rPr>
+          <w:rFonts w:hint="eastAsia"/>
+        </w:rPr>
+        <w:t xml:space="preserve">day </w:t>
       </w:r>
       <w:r>
         <w:rPr>
@@ -7337,11 +7749,8 @@
     <w:p>
       <w:pPr>
         <w:pStyle w:val="2"/>
-        <w:rPr>
-          <w:rFonts w:hint="eastAsia"/>
-        </w:rPr>
-      </w:pPr>
-      <w:bookmarkStart w:id="9" w:name="_Toc241923584"/>
+      </w:pPr>
+      <w:bookmarkStart w:id="10" w:name="_Toc241923584"/>
       <w:r>
         <w:rPr>
           <w:rFonts w:hint="eastAsia"/>
@@ -7354,14 +7763,9 @@
         </w:rPr>
         <w:t>与「三角测量行动」的关系</w:t>
       </w:r>
-      <w:bookmarkEnd w:id="9"/>
-    </w:p>
-    <w:p>
-      <w:pPr>
-        <w:rPr>
-          <w:rFonts w:hint="eastAsia"/>
-        </w:rPr>
-      </w:pPr>
+      <w:bookmarkEnd w:id="10"/>
+    </w:p>
+    <w:p>
       <w:r>
         <w:rPr>
           <w:rFonts w:hint="eastAsia"/>
@@ -7384,7 +7788,19 @@
         <w:rPr>
           <w:rFonts w:hint="eastAsia"/>
         </w:rPr>
-        <w:t xml:space="preserve">Kaspersky 2023 </w:t>
+        <w:t>Kaspersky 2</w:t>
+      </w:r>
+      <w:r>
+        <w:rPr>
+          <w:rFonts w:hint="eastAsia"/>
+        </w:rPr>
+        <w:t>t.me/one00190</w:t>
+      </w:r>
+      <w:r>
+        <w:rPr>
+          <w:rFonts w:hint="eastAsia"/>
+        </w:rPr>
+        <w:t xml:space="preserve">23 </w:t>
       </w:r>
       <w:r>
         <w:rPr>
@@ -7408,7 +7824,19 @@
         <w:rPr>
           <w:rFonts w:hint="eastAsia"/>
         </w:rPr>
-        <w:t xml:space="preserve"> CVE-2023-32434</w:t>
+        <w:t xml:space="preserve"> CVE-2</w:t>
+      </w:r>
+      <w:r>
+        <w:rPr>
+          <w:rFonts w:hint="eastAsia"/>
+        </w:rPr>
+        <w:t>t.me/one00190</w:t>
+      </w:r>
+      <w:r>
+        <w:rPr>
+          <w:rFonts w:hint="eastAsia"/>
+        </w:rPr>
+        <w:t>23-32434</w:t>
       </w:r>
       <w:r>
         <w:rPr>
@@ -7420,7 +7848,31 @@
         <w:rPr>
           <w:rFonts w:hint="eastAsia"/>
         </w:rPr>
-        <w:t>CVE-2023-38606</w:t>
+        <w:t>CVE-2</w:t>
+      </w:r>
+      <w:r>
+        <w:rPr>
+          <w:rFonts w:hint="eastAsia"/>
+        </w:rPr>
+        <w:t>t.me/one00190</w:t>
+      </w:r>
+      <w:r>
+        <w:rPr>
+          <w:rFonts w:hint="eastAsia"/>
+        </w:rPr>
+        <w:t>23-386</w:t>
+      </w:r>
+      <w:r>
+        <w:rPr>
+          <w:rFonts w:hint="eastAsia"/>
+        </w:rPr>
+        <w:t>t.me/one00190</w:t>
+      </w:r>
+      <w:r>
+        <w:rPr>
+          <w:rFonts w:hint="eastAsia"/>
+        </w:rPr>
+        <w:t>6</w:t>
       </w:r>
       <w:r>
         <w:rPr>
@@ -7444,7 +7896,25 @@
         <w:rPr>
           <w:rFonts w:hint="eastAsia"/>
         </w:rPr>
-        <w:t>CVE-2023-41990</w:t>
+        <w:t>CVE-2</w:t>
+      </w:r>
+      <w:r>
+        <w:rPr>
+          <w:rFonts w:hint="eastAsia"/>
+        </w:rPr>
+        <w:t>t.me/one00190</w:t>
+      </w:r>
+      <w:r>
+        <w:rPr>
+          <w:rFonts w:hint="eastAsia"/>
+        </w:rPr>
+        <w:t>23-4199</w:t>
+      </w:r>
+      <w:r>
+        <w:rPr>
+          <w:rFonts w:hint="eastAsia"/>
+        </w:rPr>
+        <w:t>t.me/one00190</w:t>
       </w:r>
       <w:r>
         <w:rPr>
@@ -7508,9 +7978,6 @@
       <w:pPr>
         <w:pStyle w:val="a"/>
         <w:ind w:left="420" w:hanging="420"/>
-        <w:rPr>
-          <w:rFonts w:hint="eastAsia"/>
-        </w:rPr>
       </w:pPr>
       <w:r>
         <w:rPr>
@@ -7522,7 +7989,19 @@
         <w:rPr>
           <w:rFonts w:hint="eastAsia"/>
         </w:rPr>
-        <w:t>CVE-2023-32434</w:t>
+        <w:t>CVE-2</w:t>
+      </w:r>
+      <w:r>
+        <w:rPr>
+          <w:rFonts w:hint="eastAsia"/>
+        </w:rPr>
+        <w:t>t.me/one00190</w:t>
+      </w:r>
+      <w:r>
+        <w:rPr>
+          <w:rFonts w:hint="eastAsia"/>
+        </w:rPr>
+        <w:t>23-32434</w:t>
       </w:r>
       <w:r>
         <w:rPr>
@@ -7534,7 +8013,31 @@
         <w:rPr>
           <w:rFonts w:hint="eastAsia"/>
         </w:rPr>
-        <w:t>CVE-2023-38606</w:t>
+        <w:t>CVE-2</w:t>
+      </w:r>
+      <w:r>
+        <w:rPr>
+          <w:rFonts w:hint="eastAsia"/>
+        </w:rPr>
+        <w:t>t.me/one00190</w:t>
+      </w:r>
+      <w:r>
+        <w:rPr>
+          <w:rFonts w:hint="eastAsia"/>
+        </w:rPr>
+        <w:t>23-386</w:t>
+      </w:r>
+      <w:r>
+        <w:rPr>
+          <w:rFonts w:hint="eastAsia"/>
+        </w:rPr>
+        <w:t>t.me/one00190</w:t>
+      </w:r>
+      <w:r>
+        <w:rPr>
+          <w:rFonts w:hint="eastAsia"/>
+        </w:rPr>
+        <w:t>6</w:t>
       </w:r>
       <w:r>
         <w:rPr>
@@ -7547,9 +8050,6 @@
       <w:pPr>
         <w:pStyle w:val="a"/>
         <w:ind w:left="420" w:hanging="420"/>
-        <w:rPr>
-          <w:rFonts w:hint="eastAsia"/>
-        </w:rPr>
       </w:pPr>
       <w:r>
         <w:rPr>
@@ -7575,9 +8075,6 @@
       <w:pPr>
         <w:pStyle w:val="a"/>
         <w:ind w:left="420" w:hanging="420"/>
-        <w:rPr>
-          <w:rFonts w:hint="eastAsia"/>
-        </w:rPr>
       </w:pPr>
       <w:r>
         <w:rPr>
@@ -7635,11 +8132,6 @@
       </w:r>
     </w:p>
     <w:p>
-      <w:pPr>
-        <w:rPr>
-          <w:rFonts w:hint="eastAsia"/>
-        </w:rPr>
-      </w:pPr>
       <w:r>
         <w:rPr>
           <w:rFonts w:hint="eastAsia"/>
@@ -7662,16 +8154,12 @@
     <w:p>
       <w:pPr>
         <w:pStyle w:val="1"/>
-        <w:rPr>
-          <w:rFonts w:hint="eastAsia"/>
-        </w:rPr>
-      </w:pPr>
-      <w:bookmarkStart w:id="10" w:name="_Toc241923585"/>
-      <w:r>
-        <w:rPr>
-          <w:rFonts w:hint="eastAsia"/>
-        </w:rPr>
-        <w:lastRenderedPageBreak/>
+      </w:pPr>
+      <w:bookmarkStart w:id="11" w:name="_Toc241923585"/>
+      <w:r>
+        <w:rPr>
+          <w:rFonts w:hint="eastAsia"/>
+        </w:rPr>
         <w:t>三、</w:t>
       </w:r>
       <w:r>
@@ -7686,16 +8174,13 @@
         </w:rPr>
         <w:t>漏洞利用链深度分析</w:t>
       </w:r>
-      <w:bookmarkEnd w:id="10"/>
+      <w:bookmarkEnd w:id="11"/>
     </w:p>
     <w:p>
       <w:pPr>
         <w:pStyle w:val="2"/>
-        <w:rPr>
-          <w:rFonts w:hint="eastAsia"/>
-        </w:rPr>
-      </w:pPr>
-      <w:bookmarkStart w:id="11" w:name="_Toc241923586"/>
+      </w:pPr>
+      <w:bookmarkStart w:id="12" w:name="_Toc241923586"/>
       <w:r>
         <w:rPr>
           <w:rFonts w:hint="eastAsia"/>
@@ -7708,14 +8193,9 @@
         </w:rPr>
         <w:t>概况与披露时间线</w:t>
       </w:r>
-      <w:bookmarkEnd w:id="11"/>
-    </w:p>
-    <w:p>
-      <w:pPr>
-        <w:rPr>
-          <w:rFonts w:hint="eastAsia"/>
-        </w:rPr>
-      </w:pPr>
+      <w:bookmarkEnd w:id="12"/>
+    </w:p>
+    <w:p>
       <w:r>
         <w:rPr>
           <w:rFonts w:hint="eastAsia"/>
@@ -7744,7 +8224,19 @@
         <w:rPr>
           <w:rFonts w:hint="eastAsia"/>
         </w:rPr>
-        <w:t xml:space="preserve">2026 </w:t>
+        <w:t>2</w:t>
+      </w:r>
+      <w:r>
+        <w:rPr>
+          <w:rFonts w:hint="eastAsia"/>
+        </w:rPr>
+        <w:t>t.me/one00190</w:t>
+      </w:r>
+      <w:r>
+        <w:rPr>
+          <w:rFonts w:hint="eastAsia"/>
+        </w:rPr>
+        <w:t xml:space="preserve">26 </w:t>
       </w:r>
       <w:r>
         <w:rPr>
@@ -7872,7 +8364,21 @@
           <w:rFonts w:hint="eastAsia"/>
           <w:b/>
         </w:rPr>
-        <w:t xml:space="preserve"> 2025 </w:t>
+        <w:t xml:space="preserve"> 2</w:t>
+      </w:r>
+      <w:r>
+        <w:rPr>
+          <w:rFonts w:hint="eastAsia"/>
+          <w:b/>
+        </w:rPr>
+        <w:t>t.me/one00190</w:t>
+      </w:r>
+      <w:r>
+        <w:rPr>
+          <w:rFonts w:hint="eastAsia"/>
+          <w:b/>
+        </w:rPr>
+        <w:t xml:space="preserve">25 </w:t>
       </w:r>
       <w:r>
         <w:rPr>
@@ -7978,11 +8484,6 @@
       </w:r>
     </w:p>
     <w:p>
-      <w:pPr>
-        <w:rPr>
-          <w:rFonts w:hint="eastAsia"/>
-        </w:rPr>
-      </w:pPr>
       <w:r>
         <w:rPr>
           <w:rFonts w:hint="eastAsia"/>
@@ -7993,9 +8494,6 @@
     <w:p>
       <w:pPr>
         <w:ind w:left="280" w:hanging="280"/>
-        <w:rPr>
-          <w:rFonts w:hint="eastAsia"/>
-        </w:rPr>
       </w:pPr>
       <w:r>
         <w:t xml:space="preserve">1. </w:t>
@@ -8005,7 +8503,21 @@
           <w:rFonts w:hint="eastAsia"/>
           <w:b/>
         </w:rPr>
-        <w:t xml:space="preserve">2025 </w:t>
+        <w:t>2</w:t>
+      </w:r>
+      <w:r>
+        <w:rPr>
+          <w:rFonts w:hint="eastAsia"/>
+          <w:b/>
+        </w:rPr>
+        <w:t>t.me/one00190</w:t>
+      </w:r>
+      <w:r>
+        <w:rPr>
+          <w:rFonts w:hint="eastAsia"/>
+          <w:b/>
+        </w:rPr>
+        <w:t xml:space="preserve">25 </w:t>
       </w:r>
       <w:r>
         <w:rPr>
@@ -8062,9 +8574,6 @@
     <w:p>
       <w:pPr>
         <w:ind w:left="280" w:hanging="280"/>
-        <w:rPr>
-          <w:rFonts w:hint="eastAsia"/>
-        </w:rPr>
       </w:pPr>
       <w:r>
         <w:t xml:space="preserve">2. </w:t>
@@ -8073,7 +8582,31 @@
         <w:rPr>
           <w:b/>
         </w:rPr>
-        <w:t>2026-03-18</w:t>
+        <w:t>2</w:t>
+      </w:r>
+      <w:r>
+        <w:rPr>
+          <w:b/>
+        </w:rPr>
+        <w:t>t.me/one00190</w:t>
+      </w:r>
+      <w:r>
+        <w:rPr>
+          <w:b/>
+        </w:rPr>
+        <w:t>26-</w:t>
+      </w:r>
+      <w:r>
+        <w:rPr>
+          <w:b/>
+        </w:rPr>
+        <w:t>t.me/one00190</w:t>
+      </w:r>
+      <w:r>
+        <w:rPr>
+          <w:b/>
+        </w:rPr>
+        <w:t>3-18</w:t>
       </w:r>
       <w:r>
         <w:rPr>
@@ -8109,9 +8642,6 @@
     <w:p>
       <w:pPr>
         <w:ind w:left="280" w:hanging="280"/>
-        <w:rPr>
-          <w:rFonts w:hint="eastAsia"/>
-        </w:rPr>
       </w:pPr>
       <w:r>
         <w:t xml:space="preserve">3. </w:t>
@@ -8120,7 +8650,31 @@
         <w:rPr>
           <w:b/>
         </w:rPr>
-        <w:t>2026-03-19</w:t>
+        <w:t>2</w:t>
+      </w:r>
+      <w:r>
+        <w:rPr>
+          <w:b/>
+        </w:rPr>
+        <w:t>t.me/one00190</w:t>
+      </w:r>
+      <w:r>
+        <w:rPr>
+          <w:b/>
+        </w:rPr>
+        <w:t>26-</w:t>
+      </w:r>
+      <w:r>
+        <w:rPr>
+          <w:b/>
+        </w:rPr>
+        <w:t>t.me/one00190</w:t>
+      </w:r>
+      <w:r>
+        <w:rPr>
+          <w:b/>
+        </w:rPr>
+        <w:t>3-19</w:t>
       </w:r>
       <w:r>
         <w:rPr>
@@ -8180,9 +8734,6 @@
     <w:p>
       <w:pPr>
         <w:ind w:left="280" w:hanging="280"/>
-        <w:rPr>
-          <w:rFonts w:hint="eastAsia"/>
-        </w:rPr>
       </w:pPr>
       <w:r>
         <w:t xml:space="preserve">4. </w:t>
@@ -8192,7 +8743,21 @@
           <w:rFonts w:hint="eastAsia"/>
           <w:b/>
         </w:rPr>
-        <w:t xml:space="preserve">2026 </w:t>
+        <w:t>2</w:t>
+      </w:r>
+      <w:r>
+        <w:rPr>
+          <w:rFonts w:hint="eastAsia"/>
+          <w:b/>
+        </w:rPr>
+        <w:t>t.me/one00190</w:t>
+      </w:r>
+      <w:r>
+        <w:rPr>
+          <w:rFonts w:hint="eastAsia"/>
+          <w:b/>
+        </w:rPr>
+        <w:t xml:space="preserve">26 </w:t>
       </w:r>
       <w:r>
         <w:rPr>
@@ -8261,11 +8826,8 @@
     <w:p>
       <w:pPr>
         <w:pStyle w:val="2"/>
-        <w:rPr>
-          <w:rFonts w:hint="eastAsia"/>
-        </w:rPr>
-      </w:pPr>
-      <w:bookmarkStart w:id="12" w:name="_Toc241923587"/>
+      </w:pPr>
+      <w:bookmarkStart w:id="13" w:name="_Toc241923587"/>
       <w:r>
         <w:rPr>
           <w:rFonts w:hint="eastAsia"/>
@@ -8290,14 +8852,9 @@
         </w:rPr>
         <w:t>清单</w:t>
       </w:r>
-      <w:bookmarkEnd w:id="12"/>
-    </w:p>
-    <w:p>
-      <w:pPr>
-        <w:rPr>
-          <w:rFonts w:hint="eastAsia"/>
-        </w:rPr>
-      </w:pPr>
+      <w:bookmarkEnd w:id="13"/>
+    </w:p>
+    <w:p>
       <w:r>
         <w:rPr>
           <w:rFonts w:hint="eastAsia"/>
@@ -8356,12 +8913,6 @@
         <w:gridCol w:w="3057"/>
       </w:tblGrid>
       <w:tr>
-        <w:tblPrEx>
-          <w:tblCellMar>
-            <w:top w:w="0" w:type="dxa"/>
-            <w:bottom w:w="0" w:type="dxa"/>
-          </w:tblCellMar>
-        </w:tblPrEx>
         <w:tc>
           <w:tcPr>
             <w:tcW w:w="1667" w:type="pct"/>
@@ -8441,12 +8992,6 @@
         </w:tc>
       </w:tr>
       <w:tr>
-        <w:tblPrEx>
-          <w:tblCellMar>
-            <w:top w:w="0" w:type="dxa"/>
-            <w:bottom w:w="0" w:type="dxa"/>
-          </w:tblCellMar>
-        </w:tblPrEx>
         <w:tc>
           <w:tcPr>
             <w:tcW w:w="1667" w:type="pct"/>
@@ -8483,7 +9028,19 @@
               <w:rPr>
                 <w:sz w:val="18"/>
               </w:rPr>
-              <w:t>CVE-2025-31277</w:t>
+              <w:t>CVE-2</w:t>
+            </w:r>
+            <w:r>
+              <w:rPr>
+                <w:sz w:val="18"/>
+              </w:rPr>
+              <w:t>t.me/one00190</w:t>
+            </w:r>
+            <w:r>
+              <w:rPr>
+                <w:sz w:val="18"/>
+              </w:rPr>
+              <w:t>25-31277</w:t>
             </w:r>
           </w:p>
         </w:tc>
@@ -8517,12 +9074,6 @@
         </w:tc>
       </w:tr>
       <w:tr>
-        <w:tblPrEx>
-          <w:tblCellMar>
-            <w:top w:w="0" w:type="dxa"/>
-            <w:bottom w:w="0" w:type="dxa"/>
-          </w:tblCellMar>
-        </w:tblPrEx>
         <w:tc>
           <w:tcPr>
             <w:tcW w:w="1667" w:type="pct"/>
@@ -8559,7 +9110,25 @@
               <w:rPr>
                 <w:sz w:val="18"/>
               </w:rPr>
-              <w:t>CVE-2025-43510</w:t>
+              <w:t>CVE-2</w:t>
+            </w:r>
+            <w:r>
+              <w:rPr>
+                <w:sz w:val="18"/>
+              </w:rPr>
+              <w:t>t.me/one00190</w:t>
+            </w:r>
+            <w:r>
+              <w:rPr>
+                <w:sz w:val="18"/>
+              </w:rPr>
+              <w:t>25-4351</w:t>
+            </w:r>
+            <w:r>
+              <w:rPr>
+                <w:sz w:val="18"/>
+              </w:rPr>
+              <w:t>t.me/one00190</w:t>
             </w:r>
           </w:p>
         </w:tc>
@@ -8593,12 +9162,6 @@
         </w:tc>
       </w:tr>
       <w:tr>
-        <w:tblPrEx>
-          <w:tblCellMar>
-            <w:top w:w="0" w:type="dxa"/>
-            <w:bottom w:w="0" w:type="dxa"/>
-          </w:tblCellMar>
-        </w:tblPrEx>
         <w:tc>
           <w:tcPr>
             <w:tcW w:w="1667" w:type="pct"/>
@@ -8635,7 +9198,25 @@
               <w:rPr>
                 <w:sz w:val="18"/>
               </w:rPr>
-              <w:t>CVE-2025-43520</w:t>
+              <w:t>CVE-2</w:t>
+            </w:r>
+            <w:r>
+              <w:rPr>
+                <w:sz w:val="18"/>
+              </w:rPr>
+              <w:t>t.me/one00190</w:t>
+            </w:r>
+            <w:r>
+              <w:rPr>
+                <w:sz w:val="18"/>
+              </w:rPr>
+              <w:t>25-4352</w:t>
+            </w:r>
+            <w:r>
+              <w:rPr>
+                <w:sz w:val="18"/>
+              </w:rPr>
+              <w:t>t.me/one00190</w:t>
             </w:r>
           </w:p>
         </w:tc>
@@ -8676,12 +9257,6 @@
         </w:tc>
       </w:tr>
       <w:tr>
-        <w:tblPrEx>
-          <w:tblCellMar>
-            <w:top w:w="0" w:type="dxa"/>
-            <w:bottom w:w="0" w:type="dxa"/>
-          </w:tblCellMar>
-        </w:tblPrEx>
         <w:tc>
           <w:tcPr>
             <w:tcW w:w="1667" w:type="pct"/>
@@ -8718,7 +9293,19 @@
               <w:rPr>
                 <w:sz w:val="18"/>
               </w:rPr>
-              <w:t>CVE-2025-43529</w:t>
+              <w:t>CVE-2</w:t>
+            </w:r>
+            <w:r>
+              <w:rPr>
+                <w:sz w:val="18"/>
+              </w:rPr>
+              <w:t>t.me/one00190</w:t>
+            </w:r>
+            <w:r>
+              <w:rPr>
+                <w:sz w:val="18"/>
+              </w:rPr>
+              <w:t>25-43529</w:t>
             </w:r>
           </w:p>
         </w:tc>
@@ -8759,12 +9346,6 @@
         </w:tc>
       </w:tr>
       <w:tr>
-        <w:tblPrEx>
-          <w:tblCellMar>
-            <w:top w:w="0" w:type="dxa"/>
-            <w:bottom w:w="0" w:type="dxa"/>
-          </w:tblCellMar>
-        </w:tblPrEx>
         <w:tc>
           <w:tcPr>
             <w:tcW w:w="1667" w:type="pct"/>
@@ -8801,7 +9382,19 @@
               <w:rPr>
                 <w:sz w:val="18"/>
               </w:rPr>
-              <w:t>CVE-2025-14174</w:t>
+              <w:t>CVE-2</w:t>
+            </w:r>
+            <w:r>
+              <w:rPr>
+                <w:sz w:val="18"/>
+              </w:rPr>
+              <w:t>t.me/one00190</w:t>
+            </w:r>
+            <w:r>
+              <w:rPr>
+                <w:sz w:val="18"/>
+              </w:rPr>
+              <w:t>25-14174</w:t>
             </w:r>
           </w:p>
         </w:tc>
@@ -8828,12 +9421,6 @@
         </w:tc>
       </w:tr>
       <w:tr>
-        <w:tblPrEx>
-          <w:tblCellMar>
-            <w:top w:w="0" w:type="dxa"/>
-            <w:bottom w:w="0" w:type="dxa"/>
-          </w:tblCellMar>
-        </w:tblPrEx>
         <w:tc>
           <w:tcPr>
             <w:tcW w:w="1667" w:type="pct"/>
@@ -8870,7 +9457,37 @@
               <w:rPr>
                 <w:sz w:val="18"/>
               </w:rPr>
-              <w:t>CVE-2026-20700</w:t>
+              <w:t>CVE-2</w:t>
+            </w:r>
+            <w:r>
+              <w:rPr>
+                <w:sz w:val="18"/>
+              </w:rPr>
+              <w:t>t.me/one00190</w:t>
+            </w:r>
+            <w:r>
+              <w:rPr>
+                <w:sz w:val="18"/>
+              </w:rPr>
+              <w:t>26-2</w:t>
+            </w:r>
+            <w:r>
+              <w:rPr>
+                <w:sz w:val="18"/>
+              </w:rPr>
+              <w:t>t.me/one00190</w:t>
+            </w:r>
+            <w:r>
+              <w:rPr>
+                <w:sz w:val="18"/>
+              </w:rPr>
+              <w:t>7</w:t>
+            </w:r>
+            <w:r>
+              <w:rPr>
+                <w:sz w:val="18"/>
+              </w:rPr>
+              <w:t>t.me/one00190t.me/one00190</w:t>
             </w:r>
           </w:p>
         </w:tc>
@@ -8923,7 +9540,6 @@
       <w:pPr>
         <w:ind w:left="280"/>
         <w:rPr>
-          <w:rFonts w:hint="eastAsia"/>
           <w:i/>
           <w:color w:val="595959"/>
         </w:rPr>
@@ -8958,7 +9574,7 @@
           <w:i/>
           <w:color w:val="595959"/>
         </w:rPr>
-        <w:t xml:space="preserve"> CVE-2026-20700</w:t>
+        <w:t xml:space="preserve"> CVE-2</w:t>
       </w:r>
       <w:r>
         <w:rPr>
@@ -8966,7 +9582,7 @@
           <w:i/>
           <w:color w:val="595959"/>
         </w:rPr>
-        <w:t>（</w:t>
+        <w:t>t.me/one00190</w:t>
       </w:r>
       <w:r>
         <w:rPr>
@@ -8974,7 +9590,7 @@
           <w:i/>
           <w:color w:val="595959"/>
         </w:rPr>
-        <w:t xml:space="preserve">dyld </w:t>
+        <w:t>26-2</w:t>
       </w:r>
       <w:r>
         <w:rPr>
@@ -8982,7 +9598,7 @@
           <w:i/>
           <w:color w:val="595959"/>
         </w:rPr>
-        <w:t>内存破坏）由</w:t>
+        <w:t>t.me/one00190</w:t>
       </w:r>
       <w:r>
         <w:rPr>
@@ -8990,7 +9606,7 @@
           <w:i/>
           <w:color w:val="595959"/>
         </w:rPr>
-        <w:t xml:space="preserve"> Apple </w:t>
+        <w:t>7</w:t>
       </w:r>
       <w:r>
         <w:rPr>
@@ -8998,7 +9614,7 @@
           <w:i/>
           <w:color w:val="595959"/>
         </w:rPr>
-        <w:t>于</w:t>
+        <w:t>t.me/one00190t.me/one00190</w:t>
       </w:r>
       <w:r>
         <w:rPr>
@@ -9006,7 +9622,7 @@
           <w:i/>
           <w:color w:val="595959"/>
         </w:rPr>
-        <w:t xml:space="preserve"> 2026 </w:t>
+        <w:t>（</w:t>
       </w:r>
       <w:r>
         <w:rPr>
@@ -9014,7 +9630,7 @@
           <w:i/>
           <w:color w:val="595959"/>
         </w:rPr>
-        <w:t>年</w:t>
+        <w:t xml:space="preserve">dyld </w:t>
       </w:r>
       <w:r>
         <w:rPr>
@@ -9022,7 +9638,7 @@
           <w:i/>
           <w:color w:val="595959"/>
         </w:rPr>
-        <w:t xml:space="preserve"> 2 </w:t>
+        <w:t>内存破坏）由</w:t>
       </w:r>
       <w:r>
         <w:rPr>
@@ -9030,7 +9646,7 @@
           <w:i/>
           <w:color w:val="595959"/>
         </w:rPr>
-        <w:t>月在</w:t>
+        <w:t xml:space="preserve"> Apple </w:t>
       </w:r>
       <w:r>
         <w:rPr>
@@ -9038,7 +9654,7 @@
           <w:i/>
           <w:color w:val="595959"/>
         </w:rPr>
-        <w:t xml:space="preserve"> iOS 26.3 </w:t>
+        <w:t>于</w:t>
       </w:r>
       <w:r>
         <w:rPr>
@@ -9046,7 +9662,7 @@
           <w:i/>
           <w:color w:val="595959"/>
         </w:rPr>
-        <w:t>中修复，且披露时已被发现在野利用（本系列前一报告已收录）；</w:t>
+        <w:t xml:space="preserve"> 2</w:t>
       </w:r>
       <w:r>
         <w:rPr>
@@ -9054,7 +9670,7 @@
           <w:i/>
           <w:color w:val="595959"/>
         </w:rPr>
-        <w:t xml:space="preserve">DarkSword </w:t>
+        <w:t>t.me/one00190</w:t>
       </w:r>
       <w:r>
         <w:rPr>
@@ -9062,7 +9678,7 @@
           <w:i/>
           <w:color w:val="595959"/>
         </w:rPr>
-        <w:t>将其纳入链路用于绕过指针认证（</w:t>
+        <w:t xml:space="preserve">26 </w:t>
       </w:r>
       <w:r>
         <w:rPr>
@@ -9070,7 +9686,7 @@
           <w:i/>
           <w:color w:val="595959"/>
         </w:rPr>
-        <w:t>PAC</w:t>
+        <w:t>年</w:t>
       </w:r>
       <w:r>
         <w:rPr>
@@ -9078,7 +9694,7 @@
           <w:i/>
           <w:color w:val="595959"/>
         </w:rPr>
-        <w:t>）等最新缓解机制。</w:t>
+        <w:t xml:space="preserve"> 2 </w:t>
       </w:r>
       <w:r>
         <w:rPr>
@@ -9086,7 +9702,7 @@
           <w:i/>
           <w:color w:val="595959"/>
         </w:rPr>
-        <w:t>1</w:t>
+        <w:t>月在</w:t>
       </w:r>
       <w:r>
         <w:rPr>
@@ -9094,7 +9710,7 @@
           <w:i/>
           <w:color w:val="595959"/>
         </w:rPr>
-        <w:t>–</w:t>
+        <w:t xml:space="preserve"> iOS 26.3 </w:t>
       </w:r>
       <w:r>
         <w:rPr>
@@ -9102,7 +9718,7 @@
           <w:i/>
           <w:color w:val="595959"/>
         </w:rPr>
-        <w:t xml:space="preserve">5 </w:t>
+        <w:t>中修复，且披露时已被发现在野利用（本系列前一报告已收录）；</w:t>
       </w:r>
       <w:r>
         <w:rPr>
@@ -9110,7 +9726,7 @@
           <w:i/>
           <w:color w:val="595959"/>
         </w:rPr>
-        <w:t>号</w:t>
+        <w:t xml:space="preserve">DarkSword </w:t>
       </w:r>
       <w:r>
         <w:rPr>
@@ -9118,7 +9734,7 @@
           <w:i/>
           <w:color w:val="595959"/>
         </w:rPr>
-        <w:t xml:space="preserve"> CVE </w:t>
+        <w:t>将其纳入链路用于绕过指针认证（</w:t>
       </w:r>
       <w:r>
         <w:rPr>
@@ -9126,15 +9742,66 @@
           <w:i/>
           <w:color w:val="595959"/>
         </w:rPr>
+        <w:t>PAC</w:t>
+      </w:r>
+      <w:r>
+        <w:rPr>
+          <w:rFonts w:hint="eastAsia"/>
+          <w:i/>
+          <w:color w:val="595959"/>
+        </w:rPr>
+        <w:t>）等最新缓解机制。</w:t>
+      </w:r>
+      <w:r>
+        <w:rPr>
+          <w:rFonts w:hint="eastAsia"/>
+          <w:i/>
+          <w:color w:val="595959"/>
+        </w:rPr>
+        <w:t>1</w:t>
+      </w:r>
+      <w:r>
+        <w:rPr>
+          <w:rFonts w:hint="eastAsia"/>
+          <w:i/>
+          <w:color w:val="595959"/>
+        </w:rPr>
+        <w:t>–</w:t>
+      </w:r>
+      <w:r>
+        <w:rPr>
+          <w:rFonts w:hint="eastAsia"/>
+          <w:i/>
+          <w:color w:val="595959"/>
+        </w:rPr>
+        <w:t xml:space="preserve">5 </w:t>
+      </w:r>
+      <w:r>
+        <w:rPr>
+          <w:rFonts w:hint="eastAsia"/>
+          <w:i/>
+          <w:color w:val="595959"/>
+        </w:rPr>
+        <w:t>号</w:t>
+      </w:r>
+      <w:r>
+        <w:rPr>
+          <w:rFonts w:hint="eastAsia"/>
+          <w:i/>
+          <w:color w:val="595959"/>
+        </w:rPr>
+        <w:t xml:space="preserve"> CVE </w:t>
+      </w:r>
+      <w:r>
+        <w:rPr>
+          <w:rFonts w:hint="eastAsia"/>
+          <w:i/>
+          <w:color w:val="595959"/>
+        </w:rPr>
         <w:t>与利用阶段的具体一一对应关系，公开文献未逐项说明，上表角色定位为各来源描述的整合，仅供参考。</w:t>
       </w:r>
     </w:p>
     <w:p>
-      <w:pPr>
-        <w:rPr>
-          <w:rFonts w:hint="eastAsia"/>
-        </w:rPr>
-      </w:pPr>
       <w:r>
         <w:rPr>
           <w:rFonts w:hint="eastAsia"/>
@@ -9212,11 +9879,8 @@
     <w:p>
       <w:pPr>
         <w:pStyle w:val="2"/>
-        <w:rPr>
-          <w:rFonts w:hint="eastAsia"/>
-        </w:rPr>
-      </w:pPr>
-      <w:bookmarkStart w:id="13" w:name="_Toc241923588"/>
+      </w:pPr>
+      <w:bookmarkStart w:id="14" w:name="_Toc241923588"/>
       <w:r>
         <w:rPr>
           <w:rFonts w:hint="eastAsia"/>
@@ -9229,14 +9893,9 @@
         </w:rPr>
         <w:t>攻击链技术分解</w:t>
       </w:r>
-      <w:bookmarkEnd w:id="13"/>
-    </w:p>
-    <w:p>
-      <w:pPr>
-        <w:rPr>
-          <w:rFonts w:hint="eastAsia"/>
-        </w:rPr>
-      </w:pPr>
+      <w:bookmarkEnd w:id="14"/>
+    </w:p>
+    <w:p>
       <w:r>
         <w:rPr>
           <w:rFonts w:hint="eastAsia"/>
@@ -9283,12 +9942,8 @@
     <w:p>
       <w:pPr>
         <w:ind w:left="280" w:hanging="280"/>
-        <w:rPr>
-          <w:rFonts w:hint="eastAsia"/>
-        </w:rPr>
-      </w:pPr>
-      <w:r>
-        <w:lastRenderedPageBreak/>
+      </w:pPr>
+      <w:r>
         <w:t xml:space="preserve">1. </w:t>
       </w:r>
       <w:r>
@@ -9358,9 +10013,6 @@
     <w:p>
       <w:pPr>
         <w:ind w:left="280" w:hanging="280"/>
-        <w:rPr>
-          <w:rFonts w:hint="eastAsia"/>
-        </w:rPr>
       </w:pPr>
       <w:r>
         <w:t xml:space="preserve">2. </w:t>
@@ -9401,7 +10053,19 @@
         <w:rPr>
           <w:rFonts w:hint="eastAsia"/>
         </w:rPr>
-        <w:t xml:space="preserve">CVE-2025-31277 </w:t>
+        <w:t>CVE-2</w:t>
+      </w:r>
+      <w:r>
+        <w:rPr>
+          <w:rFonts w:hint="eastAsia"/>
+        </w:rPr>
+        <w:t>t.me/one00190</w:t>
+      </w:r>
+      <w:r>
+        <w:rPr>
+          <w:rFonts w:hint="eastAsia"/>
+        </w:rPr>
+        <w:t xml:space="preserve">25-31277 </w:t>
       </w:r>
       <w:r>
         <w:rPr>
@@ -9413,9 +10077,6 @@
     <w:p>
       <w:pPr>
         <w:ind w:left="280" w:hanging="280"/>
-        <w:rPr>
-          <w:rFonts w:hint="eastAsia"/>
-        </w:rPr>
       </w:pPr>
       <w:r>
         <w:t xml:space="preserve">3. </w:t>
@@ -9486,9 +10147,6 @@
     <w:p>
       <w:pPr>
         <w:ind w:left="280" w:hanging="280"/>
-        <w:rPr>
-          <w:rFonts w:hint="eastAsia"/>
-        </w:rPr>
       </w:pPr>
       <w:r>
         <w:t xml:space="preserve">4. </w:t>
@@ -9510,7 +10168,19 @@
         <w:rPr>
           <w:rFonts w:hint="eastAsia"/>
         </w:rPr>
-        <w:t xml:space="preserve">CVE-2025-14174 </w:t>
+        <w:t>CVE-2</w:t>
+      </w:r>
+      <w:r>
+        <w:rPr>
+          <w:rFonts w:hint="eastAsia"/>
+        </w:rPr>
+        <w:t>t.me/one00190</w:t>
+      </w:r>
+      <w:r>
+        <w:rPr>
+          <w:rFonts w:hint="eastAsia"/>
+        </w:rPr>
+        <w:t xml:space="preserve">25-14174 </w:t>
       </w:r>
       <w:r>
         <w:rPr>
@@ -9534,9 +10204,6 @@
     <w:p>
       <w:pPr>
         <w:ind w:left="280" w:hanging="280"/>
-        <w:rPr>
-          <w:rFonts w:hint="eastAsia"/>
-        </w:rPr>
       </w:pPr>
       <w:r>
         <w:t xml:space="preserve">5. </w:t>
@@ -9570,9 +10237,6 @@
     <w:p>
       <w:pPr>
         <w:ind w:left="280" w:hanging="280"/>
-        <w:rPr>
-          <w:rFonts w:hint="eastAsia"/>
-        </w:rPr>
       </w:pPr>
       <w:r>
         <w:t xml:space="preserve">6. </w:t>
@@ -9617,11 +10281,6 @@
       </w:r>
     </w:p>
     <w:p>
-      <w:pPr>
-        <w:rPr>
-          <w:rFonts w:hint="eastAsia"/>
-        </w:rPr>
-      </w:pPr>
       <w:r>
         <w:rPr>
           <w:rFonts w:hint="eastAsia"/>
@@ -9804,11 +10463,8 @@
     <w:p>
       <w:pPr>
         <w:pStyle w:val="2"/>
-        <w:rPr>
-          <w:rFonts w:hint="eastAsia"/>
-        </w:rPr>
-      </w:pPr>
-      <w:bookmarkStart w:id="14" w:name="_Toc241923589"/>
+      </w:pPr>
+      <w:bookmarkStart w:id="15" w:name="_Toc241923589"/>
       <w:r>
         <w:rPr>
           <w:rFonts w:hint="eastAsia"/>
@@ -9821,14 +10477,9 @@
         </w:rPr>
         <w:t>无文件驻留特性</w:t>
       </w:r>
-      <w:bookmarkEnd w:id="14"/>
-    </w:p>
-    <w:p>
-      <w:pPr>
-        <w:rPr>
-          <w:rFonts w:hint="eastAsia"/>
-        </w:rPr>
-      </w:pPr>
+      <w:bookmarkEnd w:id="15"/>
+    </w:p>
+    <w:p>
       <w:r>
         <w:rPr>
           <w:rFonts w:hint="eastAsia"/>
@@ -9885,9 +10536,6 @@
       <w:pPr>
         <w:pStyle w:val="a"/>
         <w:ind w:left="420" w:hanging="420"/>
-        <w:rPr>
-          <w:rFonts w:hint="eastAsia"/>
-        </w:rPr>
       </w:pPr>
       <w:r>
         <w:rPr>
@@ -9925,9 +10573,6 @@
       <w:pPr>
         <w:pStyle w:val="a"/>
         <w:ind w:left="420" w:hanging="420"/>
-        <w:rPr>
-          <w:rFonts w:hint="eastAsia"/>
-        </w:rPr>
       </w:pPr>
       <w:r>
         <w:rPr>
@@ -9940,9 +10585,6 @@
       <w:pPr>
         <w:pStyle w:val="a"/>
         <w:ind w:left="422" w:hanging="422"/>
-        <w:rPr>
-          <w:rFonts w:hint="eastAsia"/>
-        </w:rPr>
       </w:pPr>
       <w:r>
         <w:rPr>
@@ -9959,11 +10601,6 @@
       </w:r>
     </w:p>
     <w:p>
-      <w:pPr>
-        <w:rPr>
-          <w:rFonts w:hint="eastAsia"/>
-        </w:rPr>
-      </w:pPr>
       <w:r>
         <w:rPr>
           <w:rFonts w:hint="eastAsia"/>
@@ -9974,11 +10611,8 @@
     <w:p>
       <w:pPr>
         <w:pStyle w:val="2"/>
-        <w:rPr>
-          <w:rFonts w:hint="eastAsia"/>
-        </w:rPr>
-      </w:pPr>
-      <w:bookmarkStart w:id="15" w:name="_Toc241923590"/>
+      </w:pPr>
+      <w:bookmarkStart w:id="16" w:name="_Toc241923590"/>
       <w:r>
         <w:rPr>
           <w:rFonts w:hint="eastAsia"/>
@@ -9991,14 +10625,9 @@
         </w:rPr>
         <w:t>攻击者与受害地区</w:t>
       </w:r>
-      <w:bookmarkEnd w:id="15"/>
-    </w:p>
-    <w:p>
-      <w:pPr>
-        <w:rPr>
-          <w:rFonts w:hint="eastAsia"/>
-        </w:rPr>
-      </w:pPr>
+      <w:bookmarkEnd w:id="16"/>
+    </w:p>
+    <w:p>
       <w:r>
         <w:rPr>
           <w:rFonts w:hint="eastAsia"/>
@@ -10053,9 +10682,6 @@
       <w:pPr>
         <w:pStyle w:val="a"/>
         <w:ind w:left="422" w:hanging="422"/>
-        <w:rPr>
-          <w:rFonts w:hint="eastAsia"/>
-        </w:rPr>
       </w:pPr>
       <w:r>
         <w:rPr>
@@ -10074,9 +10700,6 @@
       <w:pPr>
         <w:pStyle w:val="a"/>
         <w:ind w:left="422" w:hanging="422"/>
-        <w:rPr>
-          <w:rFonts w:hint="eastAsia"/>
-        </w:rPr>
       </w:pPr>
       <w:r>
         <w:rPr>
@@ -10095,9 +10718,6 @@
       <w:pPr>
         <w:pStyle w:val="a"/>
         <w:ind w:left="422" w:hanging="422"/>
-        <w:rPr>
-          <w:rFonts w:hint="eastAsia"/>
-        </w:rPr>
       </w:pPr>
       <w:r>
         <w:rPr>
@@ -10173,9 +10793,6 @@
       <w:pPr>
         <w:pStyle w:val="a"/>
         <w:ind w:left="422" w:hanging="422"/>
-        <w:rPr>
-          <w:rFonts w:hint="eastAsia"/>
-        </w:rPr>
       </w:pPr>
       <w:r>
         <w:rPr>
@@ -10204,11 +10821,6 @@
       </w:r>
     </w:p>
     <w:p>
-      <w:pPr>
-        <w:rPr>
-          <w:rFonts w:hint="eastAsia"/>
-        </w:rPr>
-      </w:pPr>
       <w:r>
         <w:rPr>
           <w:rFonts w:hint="eastAsia"/>
@@ -10243,16 +10855,12 @@
     <w:p>
       <w:pPr>
         <w:pStyle w:val="2"/>
-        <w:rPr>
-          <w:rFonts w:hint="eastAsia"/>
-        </w:rPr>
-      </w:pPr>
-      <w:bookmarkStart w:id="16" w:name="_Toc241923591"/>
-      <w:r>
-        <w:rPr>
-          <w:rFonts w:hint="eastAsia"/>
-        </w:rPr>
-        <w:lastRenderedPageBreak/>
+      </w:pPr>
+      <w:bookmarkStart w:id="17" w:name="_Toc241923591"/>
+      <w:r>
+        <w:rPr>
+          <w:rFonts w:hint="eastAsia"/>
+        </w:rPr>
         <w:t xml:space="preserve">3.6 </w:t>
       </w:r>
       <w:r>
@@ -10261,14 +10869,9 @@
         </w:rPr>
         <w:t>修复情况</w:t>
       </w:r>
-      <w:bookmarkEnd w:id="16"/>
-    </w:p>
-    <w:p>
-      <w:pPr>
-        <w:rPr>
-          <w:rFonts w:hint="eastAsia"/>
-        </w:rPr>
-      </w:pPr>
+      <w:bookmarkEnd w:id="17"/>
+    </w:p>
+    <w:p>
       <w:r>
         <w:rPr>
           <w:rFonts w:hint="eastAsia"/>
@@ -10298,9 +10901,6 @@
       <w:pPr>
         <w:pStyle w:val="a"/>
         <w:ind w:left="422" w:hanging="422"/>
-        <w:rPr>
-          <w:rFonts w:hint="eastAsia"/>
-        </w:rPr>
       </w:pPr>
       <w:r>
         <w:rPr>
@@ -10321,7 +10921,21 @@
           <w:rFonts w:hint="eastAsia"/>
           <w:b/>
         </w:rPr>
-        <w:t xml:space="preserve">2026 </w:t>
+        <w:t>2</w:t>
+      </w:r>
+      <w:r>
+        <w:rPr>
+          <w:rFonts w:hint="eastAsia"/>
+          <w:b/>
+        </w:rPr>
+        <w:t>t.me/one00190</w:t>
+      </w:r>
+      <w:r>
+        <w:rPr>
+          <w:rFonts w:hint="eastAsia"/>
+          <w:b/>
+        </w:rPr>
+        <w:t xml:space="preserve">26 </w:t>
       </w:r>
       <w:r>
         <w:rPr>
@@ -10354,7 +10968,37 @@
         <w:rPr>
           <w:rFonts w:hint="eastAsia"/>
         </w:rPr>
-        <w:t xml:space="preserve"> CVE-2026-20700</w:t>
+        <w:t xml:space="preserve"> CVE-2</w:t>
+      </w:r>
+      <w:r>
+        <w:rPr>
+          <w:rFonts w:hint="eastAsia"/>
+        </w:rPr>
+        <w:t>t.me/one00190</w:t>
+      </w:r>
+      <w:r>
+        <w:rPr>
+          <w:rFonts w:hint="eastAsia"/>
+        </w:rPr>
+        <w:t>26-2</w:t>
+      </w:r>
+      <w:r>
+        <w:rPr>
+          <w:rFonts w:hint="eastAsia"/>
+        </w:rPr>
+        <w:t>t.me/one00190</w:t>
+      </w:r>
+      <w:r>
+        <w:rPr>
+          <w:rFonts w:hint="eastAsia"/>
+        </w:rPr>
+        <w:t>7</w:t>
+      </w:r>
+      <w:r>
+        <w:rPr>
+          <w:rFonts w:hint="eastAsia"/>
+        </w:rPr>
+        <w:t>t.me/one00190t.me/one00190</w:t>
       </w:r>
       <w:r>
         <w:rPr>
@@ -10379,9 +11023,6 @@
       <w:pPr>
         <w:pStyle w:val="a"/>
         <w:ind w:left="422" w:hanging="422"/>
-        <w:rPr>
-          <w:rFonts w:hint="eastAsia"/>
-        </w:rPr>
       </w:pPr>
       <w:r>
         <w:rPr>
@@ -10402,7 +11043,21 @@
           <w:rFonts w:hint="eastAsia"/>
           <w:b/>
         </w:rPr>
-        <w:t xml:space="preserve">2026 </w:t>
+        <w:t>2</w:t>
+      </w:r>
+      <w:r>
+        <w:rPr>
+          <w:rFonts w:hint="eastAsia"/>
+          <w:b/>
+        </w:rPr>
+        <w:t>t.me/one00190</w:t>
+      </w:r>
+      <w:r>
+        <w:rPr>
+          <w:rFonts w:hint="eastAsia"/>
+          <w:b/>
+        </w:rPr>
+        <w:t xml:space="preserve">26 </w:t>
       </w:r>
       <w:r>
         <w:rPr>
@@ -10436,9 +11091,6 @@
       <w:pPr>
         <w:pStyle w:val="a"/>
         <w:ind w:left="420" w:hanging="420"/>
-        <w:rPr>
-          <w:rFonts w:hint="eastAsia"/>
-        </w:rPr>
       </w:pPr>
       <w:r>
         <w:rPr>
@@ -10532,11 +11184,6 @@
       </w:r>
     </w:p>
     <w:p>
-      <w:pPr>
-        <w:rPr>
-          <w:rFonts w:hint="eastAsia"/>
-        </w:rPr>
-      </w:pPr>
       <w:r>
         <w:rPr>
           <w:rFonts w:hint="eastAsia"/>
@@ -10566,16 +11213,12 @@
     <w:p>
       <w:pPr>
         <w:pStyle w:val="1"/>
-        <w:rPr>
-          <w:rFonts w:hint="eastAsia"/>
-        </w:rPr>
-      </w:pPr>
-      <w:bookmarkStart w:id="17" w:name="_Toc241923592"/>
-      <w:r>
-        <w:rPr>
-          <w:rFonts w:hint="eastAsia"/>
-        </w:rPr>
-        <w:lastRenderedPageBreak/>
+      </w:pPr>
+      <w:bookmarkStart w:id="18" w:name="_Toc241923592"/>
+      <w:r>
+        <w:rPr>
+          <w:rFonts w:hint="eastAsia"/>
+        </w:rPr>
         <w:t>四、</w:t>
       </w:r>
       <w:r>
@@ -10602,16 +11245,13 @@
         </w:rPr>
         <w:t>对比分析</w:t>
       </w:r>
-      <w:bookmarkEnd w:id="17"/>
+      <w:bookmarkEnd w:id="18"/>
     </w:p>
     <w:p>
       <w:pPr>
         <w:pStyle w:val="2"/>
-        <w:rPr>
-          <w:rFonts w:hint="eastAsia"/>
-        </w:rPr>
-      </w:pPr>
-      <w:bookmarkStart w:id="18" w:name="_Toc241923593"/>
+      </w:pPr>
+      <w:bookmarkStart w:id="19" w:name="_Toc241923593"/>
       <w:r>
         <w:rPr>
           <w:rFonts w:hint="eastAsia"/>
@@ -10624,7 +11264,7 @@
         </w:rPr>
         <w:t>工程架构对比</w:t>
       </w:r>
-      <w:bookmarkEnd w:id="18"/>
+      <w:bookmarkEnd w:id="19"/>
     </w:p>
     <w:tbl>
       <w:tblPr>
@@ -10645,12 +11285,6 @@
         <w:gridCol w:w="3057"/>
       </w:tblGrid>
       <w:tr>
-        <w:tblPrEx>
-          <w:tblCellMar>
-            <w:top w:w="0" w:type="dxa"/>
-            <w:bottom w:w="0" w:type="dxa"/>
-          </w:tblCellMar>
-        </w:tblPrEx>
         <w:tc>
           <w:tcPr>
             <w:tcW w:w="1667" w:type="pct"/>
@@ -10720,12 +11354,6 @@
         </w:tc>
       </w:tr>
       <w:tr>
-        <w:tblPrEx>
-          <w:tblCellMar>
-            <w:top w:w="0" w:type="dxa"/>
-            <w:bottom w:w="0" w:type="dxa"/>
-          </w:tblCellMar>
-        </w:tblPrEx>
         <w:tc>
           <w:tcPr>
             <w:tcW w:w="1667" w:type="pct"/>
@@ -10833,12 +11461,6 @@
         </w:tc>
       </w:tr>
       <w:tr>
-        <w:tblPrEx>
-          <w:tblCellMar>
-            <w:top w:w="0" w:type="dxa"/>
-            <w:bottom w:w="0" w:type="dxa"/>
-          </w:tblCellMar>
-        </w:tblPrEx>
         <w:tc>
           <w:tcPr>
             <w:tcW w:w="1667" w:type="pct"/>
@@ -10953,12 +11575,6 @@
         </w:tc>
       </w:tr>
       <w:tr>
-        <w:tblPrEx>
-          <w:tblCellMar>
-            <w:top w:w="0" w:type="dxa"/>
-            <w:bottom w:w="0" w:type="dxa"/>
-          </w:tblCellMar>
-        </w:tblPrEx>
         <w:tc>
           <w:tcPr>
             <w:tcW w:w="1667" w:type="pct"/>
@@ -11025,7 +11641,35 @@
                 <w:rFonts w:hint="eastAsia"/>
                 <w:sz w:val="18"/>
               </w:rPr>
-              <w:t xml:space="preserve"> 2025-2026 </w:t>
+              <w:t xml:space="preserve"> 2</w:t>
+            </w:r>
+            <w:r>
+              <w:rPr>
+                <w:rFonts w:hint="eastAsia"/>
+                <w:sz w:val="18"/>
+              </w:rPr>
+              <w:t>t.me/one00190</w:t>
+            </w:r>
+            <w:r>
+              <w:rPr>
+                <w:rFonts w:hint="eastAsia"/>
+                <w:sz w:val="18"/>
+              </w:rPr>
+              <w:t>25-2</w:t>
+            </w:r>
+            <w:r>
+              <w:rPr>
+                <w:rFonts w:hint="eastAsia"/>
+                <w:sz w:val="18"/>
+              </w:rPr>
+              <w:t>t.me/one00190</w:t>
+            </w:r>
+            <w:r>
+              <w:rPr>
+                <w:rFonts w:hint="eastAsia"/>
+                <w:sz w:val="18"/>
+              </w:rPr>
+              <w:t xml:space="preserve">26 </w:t>
             </w:r>
             <w:r>
               <w:rPr>
@@ -11038,12 +11682,6 @@
         </w:tc>
       </w:tr>
       <w:tr>
-        <w:tblPrEx>
-          <w:tblCellMar>
-            <w:top w:w="0" w:type="dxa"/>
-            <w:bottom w:w="0" w:type="dxa"/>
-          </w:tblCellMar>
-        </w:tblPrEx>
         <w:tc>
           <w:tcPr>
             <w:tcW w:w="1667" w:type="pct"/>
@@ -11130,12 +11768,6 @@
         </w:tc>
       </w:tr>
       <w:tr>
-        <w:tblPrEx>
-          <w:tblCellMar>
-            <w:top w:w="0" w:type="dxa"/>
-            <w:bottom w:w="0" w:type="dxa"/>
-          </w:tblCellMar>
-        </w:tblPrEx>
         <w:tc>
           <w:tcPr>
             <w:tcW w:w="1667" w:type="pct"/>
@@ -11215,12 +11847,6 @@
         </w:tc>
       </w:tr>
       <w:tr>
-        <w:tblPrEx>
-          <w:tblCellMar>
-            <w:top w:w="0" w:type="dxa"/>
-            <w:bottom w:w="0" w:type="dxa"/>
-          </w:tblCellMar>
-        </w:tblPrEx>
         <w:tc>
           <w:tcPr>
             <w:tcW w:w="1667" w:type="pct"/>
@@ -11307,12 +11933,6 @@
         </w:tc>
       </w:tr>
       <w:tr>
-        <w:tblPrEx>
-          <w:tblCellMar>
-            <w:top w:w="0" w:type="dxa"/>
-            <w:bottom w:w="0" w:type="dxa"/>
-          </w:tblCellMar>
-        </w:tblPrEx>
         <w:tc>
           <w:tcPr>
             <w:tcW w:w="1667" w:type="pct"/>
@@ -11407,7 +12027,42 @@
                 <w:rFonts w:hint="eastAsia"/>
                 <w:sz w:val="18"/>
               </w:rPr>
-              <w:t>CVE-2026-20700</w:t>
+              <w:t>CVE-2</w:t>
+            </w:r>
+            <w:r>
+              <w:rPr>
+                <w:rFonts w:hint="eastAsia"/>
+                <w:sz w:val="18"/>
+              </w:rPr>
+              <w:t>t.me/one00190</w:t>
+            </w:r>
+            <w:r>
+              <w:rPr>
+                <w:rFonts w:hint="eastAsia"/>
+                <w:sz w:val="18"/>
+              </w:rPr>
+              <w:t>26-2</w:t>
+            </w:r>
+            <w:r>
+              <w:rPr>
+                <w:rFonts w:hint="eastAsia"/>
+                <w:sz w:val="18"/>
+              </w:rPr>
+              <w:t>t.me/one00190</w:t>
+            </w:r>
+            <w:r>
+              <w:rPr>
+                <w:rFonts w:hint="eastAsia"/>
+                <w:sz w:val="18"/>
+              </w:rPr>
+              <w:t>7</w:t>
+            </w:r>
+            <w:r>
+              <w:rPr>
+                <w:rFonts w:hint="eastAsia"/>
+                <w:sz w:val="18"/>
+              </w:rPr>
+              <w:t>t.me/one00190t.me/one00190</w:t>
             </w:r>
             <w:r>
               <w:rPr>
@@ -11424,11 +12079,8 @@
     <w:p>
       <w:pPr>
         <w:pStyle w:val="2"/>
-        <w:rPr>
-          <w:rFonts w:hint="eastAsia"/>
-        </w:rPr>
-      </w:pPr>
-      <w:bookmarkStart w:id="19" w:name="_Toc241923594"/>
+      </w:pPr>
+      <w:bookmarkStart w:id="20" w:name="_Toc241923594"/>
       <w:r>
         <w:rPr>
           <w:rFonts w:hint="eastAsia"/>
@@ -11441,14 +12093,9 @@
         </w:rPr>
         <w:t>威胁演化解读</w:t>
       </w:r>
-      <w:bookmarkEnd w:id="19"/>
-    </w:p>
-    <w:p>
-      <w:pPr>
-        <w:rPr>
-          <w:rFonts w:hint="eastAsia"/>
-        </w:rPr>
-      </w:pPr>
+      <w:bookmarkEnd w:id="20"/>
+    </w:p>
+    <w:p>
       <w:r>
         <w:rPr>
           <w:rFonts w:hint="eastAsia"/>
@@ -11483,9 +12130,6 @@
     <w:p>
       <w:pPr>
         <w:ind w:left="280" w:hanging="280"/>
-        <w:rPr>
-          <w:rFonts w:hint="eastAsia"/>
-        </w:rPr>
       </w:pPr>
       <w:r>
         <w:t xml:space="preserve">1. </w:t>
@@ -11543,9 +12187,6 @@
     <w:p>
       <w:pPr>
         <w:ind w:left="280" w:hanging="280"/>
-        <w:rPr>
-          <w:rFonts w:hint="eastAsia"/>
-        </w:rPr>
       </w:pPr>
       <w:r>
         <w:t xml:space="preserve">2. </w:t>
@@ -11567,9 +12208,6 @@
     <w:p>
       <w:pPr>
         <w:ind w:left="280" w:hanging="280"/>
-        <w:rPr>
-          <w:rFonts w:hint="eastAsia"/>
-        </w:rPr>
       </w:pPr>
       <w:r>
         <w:t xml:space="preserve">3. </w:t>
@@ -11602,11 +12240,6 @@
       </w:r>
     </w:p>
     <w:p>
-      <w:pPr>
-        <w:rPr>
-          <w:rFonts w:hint="eastAsia"/>
-        </w:rPr>
-      </w:pPr>
       <w:r>
         <w:rPr>
           <w:rFonts w:hint="eastAsia"/>
@@ -11629,28 +12262,21 @@
     <w:p>
       <w:pPr>
         <w:pStyle w:val="1"/>
-        <w:rPr>
-          <w:rFonts w:hint="eastAsia"/>
-        </w:rPr>
-      </w:pPr>
-      <w:bookmarkStart w:id="20" w:name="_Toc241923595"/>
-      <w:r>
-        <w:rPr>
-          <w:rFonts w:hint="eastAsia"/>
-        </w:rPr>
-        <w:lastRenderedPageBreak/>
+      </w:pPr>
+      <w:bookmarkStart w:id="21" w:name="_Toc241923595"/>
+      <w:r>
+        <w:rPr>
+          <w:rFonts w:hint="eastAsia"/>
+        </w:rPr>
         <w:t>五、攻击面与暴露评估</w:t>
       </w:r>
-      <w:bookmarkEnd w:id="20"/>
+      <w:bookmarkEnd w:id="21"/>
     </w:p>
     <w:p>
       <w:pPr>
         <w:pStyle w:val="2"/>
-        <w:rPr>
-          <w:rFonts w:hint="eastAsia"/>
-        </w:rPr>
-      </w:pPr>
-      <w:bookmarkStart w:id="21" w:name="_Toc241923596"/>
+      </w:pPr>
+      <w:bookmarkStart w:id="22" w:name="_Toc241923596"/>
       <w:r>
         <w:rPr>
           <w:rFonts w:hint="eastAsia"/>
@@ -11663,14 +12289,9 @@
         </w:rPr>
         <w:t>版本长尾是最主要暴露面</w:t>
       </w:r>
-      <w:bookmarkEnd w:id="21"/>
-    </w:p>
-    <w:p>
-      <w:pPr>
-        <w:rPr>
-          <w:rFonts w:hint="eastAsia"/>
-        </w:rPr>
-      </w:pPr>
+      <w:bookmarkEnd w:id="22"/>
+    </w:p>
+    <w:p>
       <w:r>
         <w:rPr>
           <w:rFonts w:hint="eastAsia"/>
@@ -11699,7 +12320,19 @@
         <w:rPr>
           <w:rFonts w:hint="eastAsia"/>
         </w:rPr>
-        <w:t xml:space="preserve"> iOS 13.0 </w:t>
+        <w:t xml:space="preserve"> iOS 13.</w:t>
+      </w:r>
+      <w:r>
+        <w:rPr>
+          <w:rFonts w:hint="eastAsia"/>
+        </w:rPr>
+        <w:t>t.me/one00190</w:t>
+      </w:r>
+      <w:r>
+        <w:rPr>
+          <w:rFonts w:hint="eastAsia"/>
+        </w:rPr>
+        <w:t xml:space="preserve"> </w:t>
       </w:r>
       <w:r>
         <w:rPr>
@@ -11748,9 +12381,6 @@
     <w:p>
       <w:pPr>
         <w:ind w:left="280" w:hanging="280"/>
-        <w:rPr>
-          <w:rFonts w:hint="eastAsia"/>
-        </w:rPr>
       </w:pPr>
       <w:r>
         <w:t xml:space="preserve">1. </w:t>
@@ -11820,9 +12450,6 @@
     <w:p>
       <w:pPr>
         <w:ind w:left="280" w:hanging="280"/>
-        <w:rPr>
-          <w:rFonts w:hint="eastAsia"/>
-        </w:rPr>
       </w:pPr>
       <w:r>
         <w:t xml:space="preserve">2. </w:t>
@@ -11856,7 +12483,19 @@
         <w:rPr>
           <w:rFonts w:hint="eastAsia"/>
         </w:rPr>
-        <w:t xml:space="preserve"> 2026 </w:t>
+        <w:t xml:space="preserve"> 2</w:t>
+      </w:r>
+      <w:r>
+        <w:rPr>
+          <w:rFonts w:hint="eastAsia"/>
+        </w:rPr>
+        <w:t>t.me/one00190</w:t>
+      </w:r>
+      <w:r>
+        <w:rPr>
+          <w:rFonts w:hint="eastAsia"/>
+        </w:rPr>
+        <w:t xml:space="preserve">26 </w:t>
       </w:r>
       <w:r>
         <w:rPr>
@@ -11928,9 +12567,6 @@
     <w:p>
       <w:pPr>
         <w:ind w:left="280" w:hanging="280"/>
-        <w:rPr>
-          <w:rFonts w:hint="eastAsia"/>
-        </w:rPr>
       </w:pPr>
       <w:r>
         <w:t xml:space="preserve">3. </w:t>
@@ -11978,11 +12614,8 @@
     <w:p>
       <w:pPr>
         <w:pStyle w:val="2"/>
-        <w:rPr>
-          <w:rFonts w:hint="eastAsia"/>
-        </w:rPr>
-      </w:pPr>
-      <w:bookmarkStart w:id="22" w:name="_Toc241923597"/>
+      </w:pPr>
+      <w:bookmarkStart w:id="23" w:name="_Toc241923597"/>
       <w:r>
         <w:rPr>
           <w:rFonts w:hint="eastAsia"/>
@@ -11995,14 +12628,9 @@
         </w:rPr>
         <w:t>与浏览器入口</w:t>
       </w:r>
-      <w:bookmarkEnd w:id="22"/>
-    </w:p>
-    <w:p>
-      <w:pPr>
-        <w:rPr>
-          <w:rFonts w:hint="eastAsia"/>
-        </w:rPr>
-      </w:pPr>
+      <w:bookmarkEnd w:id="23"/>
+    </w:p>
+    <w:p>
       <w:r>
         <w:rPr>
           <w:rFonts w:hint="eastAsia"/>
@@ -12044,9 +12672,6 @@
       <w:pPr>
         <w:pStyle w:val="a"/>
         <w:ind w:left="420" w:hanging="420"/>
-        <w:rPr>
-          <w:rFonts w:hint="eastAsia"/>
-        </w:rPr>
       </w:pPr>
       <w:r>
         <w:rPr>
@@ -12101,9 +12726,6 @@
       <w:pPr>
         <w:pStyle w:val="a"/>
         <w:ind w:left="420" w:hanging="420"/>
-        <w:rPr>
-          <w:rFonts w:hint="eastAsia"/>
-        </w:rPr>
       </w:pPr>
       <w:r>
         <w:rPr>
@@ -12128,9 +12750,6 @@
       <w:pPr>
         <w:pStyle w:val="a"/>
         <w:ind w:left="420" w:hanging="420"/>
-        <w:rPr>
-          <w:rFonts w:hint="eastAsia"/>
-        </w:rPr>
       </w:pPr>
       <w:r>
         <w:rPr>
@@ -12164,11 +12783,6 @@
       </w:r>
     </w:p>
     <w:p>
-      <w:pPr>
-        <w:rPr>
-          <w:rFonts w:hint="eastAsia"/>
-        </w:rPr>
-      </w:pPr>
       <w:r>
         <w:rPr>
           <w:rFonts w:hint="eastAsia"/>
@@ -12232,11 +12846,8 @@
     <w:p>
       <w:pPr>
         <w:pStyle w:val="2"/>
-        <w:rPr>
-          <w:rFonts w:hint="eastAsia"/>
-        </w:rPr>
-      </w:pPr>
-      <w:bookmarkStart w:id="23" w:name="_Toc241923598"/>
+      </w:pPr>
+      <w:bookmarkStart w:id="24" w:name="_Toc241923598"/>
       <w:r>
         <w:rPr>
           <w:rFonts w:hint="eastAsia"/>
@@ -12249,14 +12860,9 @@
         </w:rPr>
         <w:t>数据暴露优先级</w:t>
       </w:r>
-      <w:bookmarkEnd w:id="23"/>
-    </w:p>
-    <w:p>
-      <w:pPr>
-        <w:rPr>
-          <w:rFonts w:hint="eastAsia"/>
-        </w:rPr>
-      </w:pPr>
+      <w:bookmarkEnd w:id="24"/>
+    </w:p>
+    <w:p>
       <w:r>
         <w:rPr>
           <w:rFonts w:hint="eastAsia"/>
@@ -12283,12 +12889,6 @@
         <w:gridCol w:w="3057"/>
       </w:tblGrid>
       <w:tr>
-        <w:tblPrEx>
-          <w:tblCellMar>
-            <w:top w:w="0" w:type="dxa"/>
-            <w:bottom w:w="0" w:type="dxa"/>
-          </w:tblCellMar>
-        </w:tblPrEx>
         <w:tc>
           <w:tcPr>
             <w:tcW w:w="1667" w:type="pct"/>
@@ -12360,12 +12960,6 @@
         </w:tc>
       </w:tr>
       <w:tr>
-        <w:tblPrEx>
-          <w:tblCellMar>
-            <w:top w:w="0" w:type="dxa"/>
-            <w:bottom w:w="0" w:type="dxa"/>
-          </w:tblCellMar>
-        </w:tblPrEx>
         <w:tc>
           <w:tcPr>
             <w:tcW w:w="1667" w:type="pct"/>
@@ -12382,7 +12976,13 @@
               <w:rPr>
                 <w:sz w:val="18"/>
               </w:rPr>
-              <w:t>P0</w:t>
+              <w:t>P</w:t>
+            </w:r>
+            <w:r>
+              <w:rPr>
+                <w:sz w:val="18"/>
+              </w:rPr>
+              <w:t>t.me/one00190</w:t>
             </w:r>
           </w:p>
         </w:tc>
@@ -12465,12 +13065,6 @@
         </w:tc>
       </w:tr>
       <w:tr>
-        <w:tblPrEx>
-          <w:tblCellMar>
-            <w:top w:w="0" w:type="dxa"/>
-            <w:bottom w:w="0" w:type="dxa"/>
-          </w:tblCellMar>
-        </w:tblPrEx>
         <w:tc>
           <w:tcPr>
             <w:tcW w:w="1667" w:type="pct"/>
@@ -12487,7 +13081,13 @@
               <w:rPr>
                 <w:sz w:val="18"/>
               </w:rPr>
-              <w:t>P0</w:t>
+              <w:t>P</w:t>
+            </w:r>
+            <w:r>
+              <w:rPr>
+                <w:sz w:val="18"/>
+              </w:rPr>
+              <w:t>t.me/one00190</w:t>
             </w:r>
           </w:p>
         </w:tc>
@@ -12570,12 +13170,6 @@
         </w:tc>
       </w:tr>
       <w:tr>
-        <w:tblPrEx>
-          <w:tblCellMar>
-            <w:top w:w="0" w:type="dxa"/>
-            <w:bottom w:w="0" w:type="dxa"/>
-          </w:tblCellMar>
-        </w:tblPrEx>
         <w:tc>
           <w:tcPr>
             <w:tcW w:w="1667" w:type="pct"/>
@@ -12654,12 +13248,6 @@
         </w:tc>
       </w:tr>
       <w:tr>
-        <w:tblPrEx>
-          <w:tblCellMar>
-            <w:top w:w="0" w:type="dxa"/>
-            <w:bottom w:w="0" w:type="dxa"/>
-          </w:tblCellMar>
-        </w:tblPrEx>
         <w:tc>
           <w:tcPr>
             <w:tcW w:w="1667" w:type="pct"/>
@@ -12752,12 +13340,6 @@
         </w:tc>
       </w:tr>
       <w:tr>
-        <w:tblPrEx>
-          <w:tblCellMar>
-            <w:top w:w="0" w:type="dxa"/>
-            <w:bottom w:w="0" w:type="dxa"/>
-          </w:tblCellMar>
-        </w:tblPrEx>
         <w:tc>
           <w:tcPr>
             <w:tcW w:w="1667" w:type="pct"/>
@@ -12847,28 +13429,21 @@
     <w:p>
       <w:pPr>
         <w:pStyle w:val="1"/>
-        <w:rPr>
-          <w:rFonts w:hint="eastAsia"/>
-        </w:rPr>
-      </w:pPr>
-      <w:bookmarkStart w:id="24" w:name="_Toc241923599"/>
-      <w:r>
-        <w:rPr>
-          <w:rFonts w:hint="eastAsia"/>
-        </w:rPr>
-        <w:lastRenderedPageBreak/>
+      </w:pPr>
+      <w:bookmarkStart w:id="25" w:name="_Toc241923599"/>
+      <w:r>
+        <w:rPr>
+          <w:rFonts w:hint="eastAsia"/>
+        </w:rPr>
         <w:t>六、检测与排查建议</w:t>
       </w:r>
-      <w:bookmarkEnd w:id="24"/>
+      <w:bookmarkEnd w:id="25"/>
     </w:p>
     <w:p>
       <w:pPr>
         <w:pStyle w:val="2"/>
-        <w:rPr>
-          <w:rFonts w:hint="eastAsia"/>
-        </w:rPr>
-      </w:pPr>
-      <w:bookmarkStart w:id="25" w:name="_Toc241923600"/>
+      </w:pPr>
+      <w:bookmarkStart w:id="26" w:name="_Toc241923600"/>
       <w:r>
         <w:rPr>
           <w:rFonts w:hint="eastAsia"/>
@@ -12881,14 +13456,9 @@
         </w:rPr>
         <w:t>主机侧排查</w:t>
       </w:r>
-      <w:bookmarkEnd w:id="25"/>
-    </w:p>
-    <w:p>
-      <w:pPr>
-        <w:rPr>
-          <w:rFonts w:hint="eastAsia"/>
-        </w:rPr>
-      </w:pPr>
+      <w:bookmarkEnd w:id="26"/>
+    </w:p>
+    <w:p>
       <w:r>
         <w:rPr>
           <w:rFonts w:hint="eastAsia"/>
@@ -12899,9 +13469,6 @@
     <w:p>
       <w:pPr>
         <w:ind w:left="280" w:hanging="280"/>
-        <w:rPr>
-          <w:rFonts w:hint="eastAsia"/>
-        </w:rPr>
       </w:pPr>
       <w:r>
         <w:t xml:space="preserve">1. </w:t>
@@ -12995,9 +13562,6 @@
     <w:p>
       <w:pPr>
         <w:ind w:left="280" w:hanging="280"/>
-        <w:rPr>
-          <w:rFonts w:hint="eastAsia"/>
-        </w:rPr>
       </w:pPr>
       <w:r>
         <w:t xml:space="preserve">2. </w:t>
@@ -13032,9 +13596,6 @@
     <w:p>
       <w:pPr>
         <w:ind w:left="280" w:hanging="280"/>
-        <w:rPr>
-          <w:rFonts w:hint="eastAsia"/>
-        </w:rPr>
       </w:pPr>
       <w:r>
         <w:t xml:space="preserve">3. </w:t>
@@ -13128,9 +13689,6 @@
     <w:p>
       <w:pPr>
         <w:ind w:left="280" w:hanging="280"/>
-        <w:rPr>
-          <w:rFonts w:hint="eastAsia"/>
-        </w:rPr>
       </w:pPr>
       <w:r>
         <w:t xml:space="preserve">4. </w:t>
@@ -13165,11 +13723,8 @@
     <w:p>
       <w:pPr>
         <w:pStyle w:val="2"/>
-        <w:rPr>
-          <w:rFonts w:hint="eastAsia"/>
-        </w:rPr>
-      </w:pPr>
-      <w:bookmarkStart w:id="26" w:name="_Toc241923601"/>
+      </w:pPr>
+      <w:bookmarkStart w:id="27" w:name="_Toc241923601"/>
       <w:r>
         <w:rPr>
           <w:rFonts w:hint="eastAsia"/>
@@ -13182,15 +13737,12 @@
         </w:rPr>
         <w:t>流量与网关侧检测</w:t>
       </w:r>
-      <w:bookmarkEnd w:id="26"/>
+      <w:bookmarkEnd w:id="27"/>
     </w:p>
     <w:p>
       <w:pPr>
         <w:pStyle w:val="a"/>
         <w:ind w:left="422" w:hanging="422"/>
-        <w:rPr>
-          <w:rFonts w:hint="eastAsia"/>
-        </w:rPr>
       </w:pPr>
       <w:r>
         <w:rPr>
@@ -13216,7 +13768,19 @@
         <w:rPr>
           <w:rFonts w:hint="eastAsia"/>
         </w:rPr>
-        <w:t xml:space="preserve"> HTTP 302/iframe </w:t>
+        <w:t xml:space="preserve"> HTTP 3</w:t>
+      </w:r>
+      <w:r>
+        <w:rPr>
+          <w:rFonts w:hint="eastAsia"/>
+        </w:rPr>
+        <w:t>t.me/one00190</w:t>
+      </w:r>
+      <w:r>
+        <w:rPr>
+          <w:rFonts w:hint="eastAsia"/>
+        </w:rPr>
+        <w:t xml:space="preserve">2/iframe </w:t>
       </w:r>
       <w:r>
         <w:rPr>
@@ -13229,9 +13793,6 @@
       <w:pPr>
         <w:pStyle w:val="a"/>
         <w:ind w:left="422" w:hanging="422"/>
-        <w:rPr>
-          <w:rFonts w:hint="eastAsia"/>
-        </w:rPr>
       </w:pPr>
       <w:r>
         <w:rPr>
@@ -13270,9 +13831,6 @@
       <w:pPr>
         <w:pStyle w:val="a"/>
         <w:ind w:left="422" w:hanging="422"/>
-        <w:rPr>
-          <w:rFonts w:hint="eastAsia"/>
-        </w:rPr>
       </w:pPr>
       <w:r>
         <w:rPr>
@@ -13358,11 +13916,8 @@
     <w:p>
       <w:pPr>
         <w:pStyle w:val="2"/>
-        <w:rPr>
-          <w:rFonts w:hint="eastAsia"/>
-        </w:rPr>
-      </w:pPr>
-      <w:bookmarkStart w:id="27" w:name="_Toc241923602"/>
+      </w:pPr>
+      <w:bookmarkStart w:id="28" w:name="_Toc241923602"/>
       <w:r>
         <w:rPr>
           <w:rFonts w:hint="eastAsia"/>
@@ -13375,14 +13930,9 @@
         </w:rPr>
         <w:t>情报对齐</w:t>
       </w:r>
-      <w:bookmarkEnd w:id="27"/>
-    </w:p>
-    <w:p>
-      <w:pPr>
-        <w:rPr>
-          <w:rFonts w:hint="eastAsia"/>
-        </w:rPr>
-      </w:pPr>
+      <w:bookmarkEnd w:id="28"/>
+    </w:p>
+    <w:p>
       <w:r>
         <w:rPr>
           <w:rFonts w:hint="eastAsia"/>
@@ -13525,28 +14075,21 @@
     <w:p>
       <w:pPr>
         <w:pStyle w:val="1"/>
-        <w:rPr>
-          <w:rFonts w:hint="eastAsia"/>
-        </w:rPr>
-      </w:pPr>
-      <w:bookmarkStart w:id="28" w:name="_Toc241923603"/>
-      <w:r>
-        <w:rPr>
-          <w:rFonts w:hint="eastAsia"/>
-        </w:rPr>
-        <w:lastRenderedPageBreak/>
+      </w:pPr>
+      <w:bookmarkStart w:id="29" w:name="_Toc241923603"/>
+      <w:r>
+        <w:rPr>
+          <w:rFonts w:hint="eastAsia"/>
+        </w:rPr>
         <w:t>七、加固与防御建议</w:t>
       </w:r>
-      <w:bookmarkEnd w:id="28"/>
+      <w:bookmarkEnd w:id="29"/>
     </w:p>
     <w:p>
       <w:pPr>
         <w:pStyle w:val="2"/>
-        <w:rPr>
-          <w:rFonts w:hint="eastAsia"/>
-        </w:rPr>
-      </w:pPr>
-      <w:bookmarkStart w:id="29" w:name="_Toc241923604"/>
+      </w:pPr>
+      <w:bookmarkStart w:id="30" w:name="_Toc241923604"/>
       <w:r>
         <w:rPr>
           <w:rFonts w:hint="eastAsia"/>
@@ -13559,7 +14102,7 @@
         </w:rPr>
         <w:t>版本升级矩阵</w:t>
       </w:r>
-      <w:bookmarkEnd w:id="29"/>
+      <w:bookmarkEnd w:id="30"/>
     </w:p>
     <w:tbl>
       <w:tblPr>
@@ -13580,12 +14123,6 @@
         <w:gridCol w:w="3057"/>
       </w:tblGrid>
       <w:tr>
-        <w:tblPrEx>
-          <w:tblCellMar>
-            <w:top w:w="0" w:type="dxa"/>
-            <w:bottom w:w="0" w:type="dxa"/>
-          </w:tblCellMar>
-        </w:tblPrEx>
         <w:tc>
           <w:tcPr>
             <w:tcW w:w="1667" w:type="pct"/>
@@ -13657,12 +14194,6 @@
         </w:tc>
       </w:tr>
       <w:tr>
-        <w:tblPrEx>
-          <w:tblCellMar>
-            <w:top w:w="0" w:type="dxa"/>
-            <w:bottom w:w="0" w:type="dxa"/>
-          </w:tblCellMar>
-        </w:tblPrEx>
         <w:tc>
           <w:tcPr>
             <w:tcW w:w="1667" w:type="pct"/>
@@ -13791,12 +14322,6 @@
         </w:tc>
       </w:tr>
       <w:tr>
-        <w:tblPrEx>
-          <w:tblCellMar>
-            <w:top w:w="0" w:type="dxa"/>
-            <w:bottom w:w="0" w:type="dxa"/>
-          </w:tblCellMar>
-        </w:tblPrEx>
         <w:tc>
           <w:tcPr>
             <w:tcW w:w="1667" w:type="pct"/>
@@ -13897,12 +14422,6 @@
         </w:tc>
       </w:tr>
       <w:tr>
-        <w:tblPrEx>
-          <w:tblCellMar>
-            <w:top w:w="0" w:type="dxa"/>
-            <w:bottom w:w="0" w:type="dxa"/>
-          </w:tblCellMar>
-        </w:tblPrEx>
         <w:tc>
           <w:tcPr>
             <w:tcW w:w="1667" w:type="pct"/>
@@ -13990,7 +14509,35 @@
                 <w:rFonts w:hint="eastAsia"/>
                 <w:sz w:val="18"/>
               </w:rPr>
-              <w:t xml:space="preserve">2026-03-11 </w:t>
+              <w:t>2</w:t>
+            </w:r>
+            <w:r>
+              <w:rPr>
+                <w:rFonts w:hint="eastAsia"/>
+                <w:sz w:val="18"/>
+              </w:rPr>
+              <w:t>t.me/one00190</w:t>
+            </w:r>
+            <w:r>
+              <w:rPr>
+                <w:rFonts w:hint="eastAsia"/>
+                <w:sz w:val="18"/>
+              </w:rPr>
+              <w:t>26-</w:t>
+            </w:r>
+            <w:r>
+              <w:rPr>
+                <w:rFonts w:hint="eastAsia"/>
+                <w:sz w:val="18"/>
+              </w:rPr>
+              <w:t>t.me/one00190</w:t>
+            </w:r>
+            <w:r>
+              <w:rPr>
+                <w:rFonts w:hint="eastAsia"/>
+                <w:sz w:val="18"/>
+              </w:rPr>
+              <w:t xml:space="preserve">3-11 </w:t>
             </w:r>
             <w:r>
               <w:rPr>
@@ -14003,12 +14550,6 @@
         </w:tc>
       </w:tr>
       <w:tr>
-        <w:tblPrEx>
-          <w:tblCellMar>
-            <w:top w:w="0" w:type="dxa"/>
-            <w:bottom w:w="0" w:type="dxa"/>
-          </w:tblCellMar>
-        </w:tblPrEx>
         <w:tc>
           <w:tcPr>
             <w:tcW w:w="1667" w:type="pct"/>
@@ -14093,7 +14634,6 @@
       <w:pPr>
         <w:ind w:left="280"/>
         <w:rPr>
-          <w:rFonts w:hint="eastAsia"/>
           <w:i/>
           <w:color w:val="595959"/>
         </w:rPr>
@@ -14158,11 +14698,8 @@
     <w:p>
       <w:pPr>
         <w:pStyle w:val="2"/>
-        <w:rPr>
-          <w:rFonts w:hint="eastAsia"/>
-        </w:rPr>
-      </w:pPr>
-      <w:bookmarkStart w:id="30" w:name="_Toc241923605"/>
+      </w:pPr>
+      <w:bookmarkStart w:id="31" w:name="_Toc241923605"/>
       <w:r>
         <w:rPr>
           <w:rFonts w:hint="eastAsia"/>
@@ -14175,14 +14712,11 @@
         </w:rPr>
         <w:t>系统级缓解机制</w:t>
       </w:r>
-      <w:bookmarkEnd w:id="30"/>
+      <w:bookmarkEnd w:id="31"/>
     </w:p>
     <w:p>
       <w:pPr>
         <w:ind w:left="280" w:hanging="280"/>
-        <w:rPr>
-          <w:rFonts w:hint="eastAsia"/>
-        </w:rPr>
       </w:pPr>
       <w:r>
         <w:t xml:space="preserve">1. </w:t>
@@ -14279,9 +14813,6 @@
     <w:p>
       <w:pPr>
         <w:ind w:left="280" w:hanging="280"/>
-        <w:rPr>
-          <w:rFonts w:hint="eastAsia"/>
-        </w:rPr>
       </w:pPr>
       <w:r>
         <w:t xml:space="preserve">2. </w:t>
@@ -14401,9 +14932,6 @@
     <w:p>
       <w:pPr>
         <w:ind w:left="280" w:hanging="280"/>
-        <w:rPr>
-          <w:rFonts w:hint="eastAsia"/>
-        </w:rPr>
       </w:pPr>
       <w:r>
         <w:t xml:space="preserve">3. </w:t>
@@ -14437,11 +14965,8 @@
     <w:p>
       <w:pPr>
         <w:pStyle w:val="2"/>
-        <w:rPr>
-          <w:rFonts w:hint="eastAsia"/>
-        </w:rPr>
-      </w:pPr>
-      <w:bookmarkStart w:id="31" w:name="_Toc241923606"/>
+      </w:pPr>
+      <w:bookmarkStart w:id="32" w:name="_Toc241923606"/>
       <w:r>
         <w:rPr>
           <w:rFonts w:hint="eastAsia"/>
@@ -14454,15 +14979,12 @@
         </w:rPr>
         <w:t>企业管控补充</w:t>
       </w:r>
-      <w:bookmarkEnd w:id="31"/>
+      <w:bookmarkEnd w:id="32"/>
     </w:p>
     <w:p>
       <w:pPr>
         <w:pStyle w:val="a"/>
         <w:ind w:left="422" w:hanging="422"/>
-        <w:rPr>
-          <w:rFonts w:hint="eastAsia"/>
-        </w:rPr>
       </w:pPr>
       <w:r>
         <w:rPr>
@@ -14530,9 +15052,6 @@
       <w:pPr>
         <w:pStyle w:val="a"/>
         <w:ind w:left="422" w:hanging="422"/>
-        <w:rPr>
-          <w:rFonts w:hint="eastAsia"/>
-        </w:rPr>
       </w:pPr>
       <w:r>
         <w:rPr>
@@ -14576,9 +15095,6 @@
       <w:pPr>
         <w:pStyle w:val="a"/>
         <w:ind w:left="422" w:hanging="422"/>
-        <w:rPr>
-          <w:rFonts w:hint="eastAsia"/>
-        </w:rPr>
       </w:pPr>
       <w:r>
         <w:rPr>
@@ -14610,9 +15126,6 @@
       <w:pPr>
         <w:pStyle w:val="a"/>
         <w:ind w:left="422" w:hanging="422"/>
-        <w:rPr>
-          <w:rFonts w:hint="eastAsia"/>
-        </w:rPr>
       </w:pPr>
       <w:r>
         <w:rPr>
@@ -14631,7 +15144,19 @@
         <w:rPr>
           <w:rFonts w:hint="eastAsia"/>
         </w:rPr>
-        <w:t xml:space="preserve">iOS 0day </w:t>
+        <w:t xml:space="preserve">iOS </w:t>
+      </w:r>
+      <w:r>
+        <w:rPr>
+          <w:rFonts w:hint="eastAsia"/>
+        </w:rPr>
+        <w:t>t.me/one00190</w:t>
+      </w:r>
+      <w:r>
+        <w:rPr>
+          <w:rFonts w:hint="eastAsia"/>
+        </w:rPr>
+        <w:t xml:space="preserve">day </w:t>
       </w:r>
       <w:r>
         <w:rPr>
@@ -14691,11 +15216,8 @@
     <w:p>
       <w:pPr>
         <w:pStyle w:val="2"/>
-        <w:rPr>
-          <w:rFonts w:hint="eastAsia"/>
-        </w:rPr>
-      </w:pPr>
-      <w:bookmarkStart w:id="32" w:name="_Toc241923607"/>
+      </w:pPr>
+      <w:bookmarkStart w:id="33" w:name="_Toc241923607"/>
       <w:r>
         <w:rPr>
           <w:rFonts w:hint="eastAsia"/>
@@ -14708,14 +15230,11 @@
         </w:rPr>
         <w:t>个人用户要点</w:t>
       </w:r>
-      <w:bookmarkEnd w:id="32"/>
+      <w:bookmarkEnd w:id="33"/>
     </w:p>
     <w:p>
       <w:pPr>
         <w:ind w:left="280" w:hanging="280"/>
-        <w:rPr>
-          <w:rFonts w:hint="eastAsia"/>
-        </w:rPr>
       </w:pPr>
       <w:r>
         <w:t xml:space="preserve">1. </w:t>
@@ -14742,12 +15261,8 @@
     <w:p>
       <w:pPr>
         <w:ind w:left="280" w:hanging="280"/>
-        <w:rPr>
-          <w:rFonts w:hint="eastAsia"/>
-        </w:rPr>
-      </w:pPr>
-      <w:r>
-        <w:lastRenderedPageBreak/>
+      </w:pPr>
+      <w:r>
         <w:t xml:space="preserve">2. </w:t>
       </w:r>
       <w:r>
@@ -14760,9 +15275,6 @@
     <w:p>
       <w:pPr>
         <w:ind w:left="280" w:hanging="280"/>
-        <w:rPr>
-          <w:rFonts w:hint="eastAsia"/>
-        </w:rPr>
       </w:pPr>
       <w:r>
         <w:t xml:space="preserve">3. </w:t>
@@ -14789,9 +15301,6 @@
     <w:p>
       <w:pPr>
         <w:ind w:left="280" w:hanging="280"/>
-        <w:rPr>
-          <w:rFonts w:hint="eastAsia"/>
-        </w:rPr>
       </w:pPr>
       <w:r>
         <w:t xml:space="preserve">4. </w:t>
@@ -14806,9 +15315,6 @@
     <w:p>
       <w:pPr>
         <w:ind w:left="280" w:hanging="280"/>
-        <w:rPr>
-          <w:rFonts w:hint="eastAsia"/>
-        </w:rPr>
       </w:pPr>
       <w:r>
         <w:t xml:space="preserve">5. </w:t>
@@ -14835,28 +15341,21 @@
     <w:p>
       <w:pPr>
         <w:pStyle w:val="1"/>
-        <w:rPr>
-          <w:rFonts w:hint="eastAsia"/>
-        </w:rPr>
-      </w:pPr>
-      <w:bookmarkStart w:id="33" w:name="_Toc241923608"/>
-      <w:r>
-        <w:rPr>
-          <w:rFonts w:hint="eastAsia"/>
-        </w:rPr>
-        <w:lastRenderedPageBreak/>
+      </w:pPr>
+      <w:bookmarkStart w:id="34" w:name="_Toc241923608"/>
+      <w:r>
+        <w:rPr>
+          <w:rFonts w:hint="eastAsia"/>
+        </w:rPr>
         <w:t>八、结论与趋势展望</w:t>
       </w:r>
-      <w:bookmarkEnd w:id="33"/>
+      <w:bookmarkEnd w:id="34"/>
     </w:p>
     <w:p>
       <w:pPr>
         <w:pStyle w:val="2"/>
-        <w:rPr>
-          <w:rFonts w:hint="eastAsia"/>
-        </w:rPr>
-      </w:pPr>
-      <w:bookmarkStart w:id="34" w:name="_Toc241923609"/>
+      </w:pPr>
+      <w:bookmarkStart w:id="35" w:name="_Toc241923609"/>
       <w:r>
         <w:rPr>
           <w:rFonts w:hint="eastAsia"/>
@@ -14869,14 +15368,11 @@
         </w:rPr>
         <w:t>核心结论</w:t>
       </w:r>
-      <w:bookmarkEnd w:id="34"/>
+      <w:bookmarkEnd w:id="35"/>
     </w:p>
     <w:p>
       <w:pPr>
         <w:ind w:left="280" w:hanging="280"/>
-        <w:rPr>
-          <w:rFonts w:hint="eastAsia"/>
-        </w:rPr>
       </w:pPr>
       <w:r>
         <w:t xml:space="preserve">1. </w:t>
@@ -14914,7 +15410,21 @@
           <w:rFonts w:hint="eastAsia"/>
           <w:b/>
         </w:rPr>
-        <w:t xml:space="preserve"> 2026 </w:t>
+        <w:t xml:space="preserve"> 2</w:t>
+      </w:r>
+      <w:r>
+        <w:rPr>
+          <w:rFonts w:hint="eastAsia"/>
+          <w:b/>
+        </w:rPr>
+        <w:t>t.me/one00190</w:t>
+      </w:r>
+      <w:r>
+        <w:rPr>
+          <w:rFonts w:hint="eastAsia"/>
+          <w:b/>
+        </w:rPr>
+        <w:t xml:space="preserve">26 </w:t>
       </w:r>
       <w:r>
         <w:rPr>
@@ -15007,9 +15517,6 @@
     <w:p>
       <w:pPr>
         <w:ind w:left="280" w:hanging="280"/>
-        <w:rPr>
-          <w:rFonts w:hint="eastAsia"/>
-        </w:rPr>
       </w:pPr>
       <w:r>
         <w:t xml:space="preserve">2. </w:t>
@@ -15085,9 +15592,6 @@
     <w:p>
       <w:pPr>
         <w:ind w:left="280" w:hanging="280"/>
-        <w:rPr>
-          <w:rFonts w:hint="eastAsia"/>
-        </w:rPr>
       </w:pPr>
       <w:r>
         <w:t xml:space="preserve">3. </w:t>
@@ -15135,9 +15639,6 @@
     <w:p>
       <w:pPr>
         <w:ind w:left="280" w:hanging="280"/>
-        <w:rPr>
-          <w:rFonts w:hint="eastAsia"/>
-        </w:rPr>
       </w:pPr>
       <w:r>
         <w:t xml:space="preserve">4. </w:t>
@@ -15171,11 +15672,8 @@
     <w:p>
       <w:pPr>
         <w:pStyle w:val="2"/>
-        <w:rPr>
-          <w:rFonts w:hint="eastAsia"/>
-        </w:rPr>
-      </w:pPr>
-      <w:bookmarkStart w:id="35" w:name="_Toc241923610"/>
+      </w:pPr>
+      <w:bookmarkStart w:id="36" w:name="_Toc241923610"/>
       <w:r>
         <w:rPr>
           <w:rFonts w:hint="eastAsia"/>
@@ -15188,14 +15686,11 @@
         </w:rPr>
         <w:t>趋势展望</w:t>
       </w:r>
-      <w:bookmarkEnd w:id="35"/>
+      <w:bookmarkEnd w:id="36"/>
     </w:p>
     <w:p>
       <w:pPr>
         <w:ind w:left="280" w:hanging="280"/>
-        <w:rPr>
-          <w:rFonts w:hint="eastAsia"/>
-        </w:rPr>
       </w:pPr>
       <w:r>
         <w:t xml:space="preserve">1. </w:t>
@@ -15229,9 +15724,6 @@
     <w:p>
       <w:pPr>
         <w:ind w:left="280" w:hanging="280"/>
-        <w:rPr>
-          <w:rFonts w:hint="eastAsia"/>
-        </w:rPr>
       </w:pPr>
       <w:r>
         <w:t xml:space="preserve">2. </w:t>
@@ -15325,7 +15817,13 @@
         <w:rPr>
           <w:rFonts w:hint="eastAsia"/>
         </w:rPr>
-        <w:t xml:space="preserve">0day </w:t>
+        <w:t>t.me/one00190</w:t>
+      </w:r>
+      <w:r>
+        <w:rPr>
+          <w:rFonts w:hint="eastAsia"/>
+        </w:rPr>
+        <w:t xml:space="preserve">day </w:t>
       </w:r>
       <w:r>
         <w:rPr>
@@ -15337,9 +15835,6 @@
     <w:p>
       <w:pPr>
         <w:ind w:left="280" w:hanging="280"/>
-        <w:rPr>
-          <w:rFonts w:hint="eastAsia"/>
-        </w:rPr>
       </w:pPr>
       <w:r>
         <w:t xml:space="preserve">3. </w:t>
@@ -15397,9 +15892,6 @@
     <w:p>
       <w:pPr>
         <w:ind w:left="280" w:hanging="280"/>
-        <w:rPr>
-          <w:rFonts w:hint="eastAsia"/>
-        </w:rPr>
       </w:pPr>
       <w:r>
         <w:t xml:space="preserve">4. </w:t>
@@ -15433,28 +15925,21 @@
     <w:p>
       <w:pPr>
         <w:pStyle w:val="1"/>
-        <w:rPr>
-          <w:rFonts w:hint="eastAsia"/>
-        </w:rPr>
-      </w:pPr>
-      <w:bookmarkStart w:id="36" w:name="_Toc241923611"/>
-      <w:r>
-        <w:rPr>
-          <w:rFonts w:hint="eastAsia"/>
-        </w:rPr>
-        <w:lastRenderedPageBreak/>
+      </w:pPr>
+      <w:bookmarkStart w:id="37" w:name="_Toc241923611"/>
+      <w:r>
+        <w:rPr>
+          <w:rFonts w:hint="eastAsia"/>
+        </w:rPr>
         <w:t>九、参考资料</w:t>
       </w:r>
-      <w:bookmarkEnd w:id="36"/>
+      <w:bookmarkEnd w:id="37"/>
     </w:p>
     <w:p>
       <w:pPr>
         <w:pStyle w:val="2"/>
-        <w:rPr>
-          <w:rFonts w:hint="eastAsia"/>
-        </w:rPr>
-      </w:pPr>
-      <w:bookmarkStart w:id="37" w:name="_Toc241923612"/>
+      </w:pPr>
+      <w:bookmarkStart w:id="38" w:name="_Toc241923612"/>
       <w:r>
         <w:rPr>
           <w:rFonts w:hint="eastAsia"/>
@@ -15467,15 +15952,12 @@
         </w:rPr>
         <w:t>一手研究与厂商分析</w:t>
       </w:r>
-      <w:bookmarkEnd w:id="37"/>
+      <w:bookmarkEnd w:id="38"/>
     </w:p>
     <w:p>
       <w:pPr>
         <w:pStyle w:val="a"/>
         <w:ind w:left="420" w:hanging="420"/>
-        <w:rPr>
-          <w:rFonts w:hint="eastAsia"/>
-        </w:rPr>
       </w:pPr>
       <w:r>
         <w:rPr>
@@ -15505,16 +15987,49 @@
         <w:rPr>
           <w:rFonts w:hint="eastAsia"/>
         </w:rPr>
-        <w:t>2026-03-03 - https://cloud.google.com/blog/topics/threat-intelligence/coruna-powerful-ios-exploit-kit</w:t>
+        <w:t>2</w:t>
+      </w:r>
+      <w:r>
+        <w:rPr>
+          <w:rFonts w:hint="eastAsia"/>
+        </w:rPr>
+        <w:t>t.me/one00190</w:t>
+      </w:r>
+      <w:r>
+        <w:rPr>
+          <w:rFonts w:hint="eastAsia"/>
+        </w:rPr>
+        <w:t>26-</w:t>
+      </w:r>
+      <w:r>
+        <w:rPr>
+          <w:rFonts w:hint="eastAsia"/>
+        </w:rPr>
+        <w:t>t.me/one00190</w:t>
+      </w:r>
+      <w:r>
+        <w:rPr>
+          <w:rFonts w:hint="eastAsia"/>
+        </w:rPr>
+        <w:t>3-</w:t>
+      </w:r>
+      <w:r>
+        <w:rPr>
+          <w:rFonts w:hint="eastAsia"/>
+        </w:rPr>
+        <w:t>t.me/one00190</w:t>
+      </w:r>
+      <w:r>
+        <w:rPr>
+          <w:rFonts w:hint="eastAsia"/>
+        </w:rPr>
+        <w:t>3 - https://cloud.google.com/blog/topics/threat-intelligence/coruna-powerful-ios-exploit-kit</w:t>
       </w:r>
     </w:p>
     <w:p>
       <w:pPr>
         <w:pStyle w:val="a"/>
         <w:ind w:left="420" w:hanging="420"/>
-        <w:rPr>
-          <w:rFonts w:hint="eastAsia"/>
-        </w:rPr>
       </w:pPr>
       <w:r>
         <w:rPr>
@@ -15544,16 +16059,37 @@
         <w:rPr>
           <w:rFonts w:hint="eastAsia"/>
         </w:rPr>
-        <w:t>2026-03-18 - https://cloud.google.com/blog/topics/threat-intelligence/darksword-ios-exploit-chain</w:t>
+        <w:t>2</w:t>
+      </w:r>
+      <w:r>
+        <w:rPr>
+          <w:rFonts w:hint="eastAsia"/>
+        </w:rPr>
+        <w:t>t.me/one00190</w:t>
+      </w:r>
+      <w:r>
+        <w:rPr>
+          <w:rFonts w:hint="eastAsia"/>
+        </w:rPr>
+        <w:t>26-</w:t>
+      </w:r>
+      <w:r>
+        <w:rPr>
+          <w:rFonts w:hint="eastAsia"/>
+        </w:rPr>
+        <w:t>t.me/one00190</w:t>
+      </w:r>
+      <w:r>
+        <w:rPr>
+          <w:rFonts w:hint="eastAsia"/>
+        </w:rPr>
+        <w:t>3-18 - https://cloud.google.com/blog/topics/threat-intelligence/darksword-ios-exploit-chain</w:t>
       </w:r>
     </w:p>
     <w:p>
       <w:pPr>
         <w:pStyle w:val="a"/>
         <w:ind w:left="420" w:hanging="420"/>
-        <w:rPr>
-          <w:rFonts w:hint="eastAsia"/>
-        </w:rPr>
       </w:pPr>
       <w:r>
         <w:rPr>
@@ -15583,16 +16119,49 @@
         <w:rPr>
           <w:rFonts w:hint="eastAsia"/>
         </w:rPr>
-        <w:t>2026-03-03 - https://www.iverify.com/blog/coruna-inside-the-nation-state-grade-ios-exploit-kit-we-ve-been-tracking</w:t>
+        <w:t>2</w:t>
+      </w:r>
+      <w:r>
+        <w:rPr>
+          <w:rFonts w:hint="eastAsia"/>
+        </w:rPr>
+        <w:t>t.me/one00190</w:t>
+      </w:r>
+      <w:r>
+        <w:rPr>
+          <w:rFonts w:hint="eastAsia"/>
+        </w:rPr>
+        <w:t>26-</w:t>
+      </w:r>
+      <w:r>
+        <w:rPr>
+          <w:rFonts w:hint="eastAsia"/>
+        </w:rPr>
+        <w:t>t.me/one00190</w:t>
+      </w:r>
+      <w:r>
+        <w:rPr>
+          <w:rFonts w:hint="eastAsia"/>
+        </w:rPr>
+        <w:t>3-</w:t>
+      </w:r>
+      <w:r>
+        <w:rPr>
+          <w:rFonts w:hint="eastAsia"/>
+        </w:rPr>
+        <w:t>t.me/one00190</w:t>
+      </w:r>
+      <w:r>
+        <w:rPr>
+          <w:rFonts w:hint="eastAsia"/>
+        </w:rPr>
+        <w:t>3 - https://www.iverify.com/blog/coruna-inside-the-nation-state-grade-ios-exploit-kit-we-ve-been-tracking</w:t>
       </w:r>
     </w:p>
     <w:p>
       <w:pPr>
         <w:pStyle w:val="a"/>
         <w:ind w:left="420" w:hanging="420"/>
-        <w:rPr>
-          <w:rFonts w:hint="eastAsia"/>
-        </w:rPr>
       </w:pPr>
       <w:r>
         <w:rPr>
@@ -15622,16 +16191,37 @@
         <w:rPr>
           <w:rFonts w:hint="eastAsia"/>
         </w:rPr>
-        <w:t>2026-03-18 - https://www.lookout.com/threat-intelligence/article/darksword</w:t>
+        <w:t>2</w:t>
+      </w:r>
+      <w:r>
+        <w:rPr>
+          <w:rFonts w:hint="eastAsia"/>
+        </w:rPr>
+        <w:t>t.me/one00190</w:t>
+      </w:r>
+      <w:r>
+        <w:rPr>
+          <w:rFonts w:hint="eastAsia"/>
+        </w:rPr>
+        <w:t>26-</w:t>
+      </w:r>
+      <w:r>
+        <w:rPr>
+          <w:rFonts w:hint="eastAsia"/>
+        </w:rPr>
+        <w:t>t.me/one00190</w:t>
+      </w:r>
+      <w:r>
+        <w:rPr>
+          <w:rFonts w:hint="eastAsia"/>
+        </w:rPr>
+        <w:t>3-18 - https://www.lookout.com/threat-intelligence/article/darksword</w:t>
       </w:r>
     </w:p>
     <w:p>
       <w:pPr>
         <w:pStyle w:val="a"/>
         <w:ind w:left="420" w:hanging="420"/>
-        <w:rPr>
-          <w:rFonts w:hint="eastAsia"/>
-        </w:rPr>
       </w:pPr>
       <w:r>
         <w:rPr>
@@ -15661,17 +16251,38 @@
         <w:rPr>
           <w:rFonts w:hint="eastAsia"/>
         </w:rPr>
-        <w:t>2026-04-17 - https://www.kaspersky.com/blog/ios-exploits-darksword-and-coruna-in-mass-attacks/55622/</w:t>
+        <w:t>2</w:t>
+      </w:r>
+      <w:r>
+        <w:rPr>
+          <w:rFonts w:hint="eastAsia"/>
+        </w:rPr>
+        <w:t>t.me/one00190</w:t>
+      </w:r>
+      <w:r>
+        <w:rPr>
+          <w:rFonts w:hint="eastAsia"/>
+        </w:rPr>
+        <w:t>26-</w:t>
+      </w:r>
+      <w:r>
+        <w:rPr>
+          <w:rFonts w:hint="eastAsia"/>
+        </w:rPr>
+        <w:t>t.me/one00190</w:t>
+      </w:r>
+      <w:r>
+        <w:rPr>
+          <w:rFonts w:hint="eastAsia"/>
+        </w:rPr>
+        <w:t>4-17 - https://www.kaspersky.com/blog/ios-exploits-darksword-and-coruna-in-mass-attacks/55622/</w:t>
       </w:r>
     </w:p>
     <w:p>
       <w:pPr>
         <w:pStyle w:val="2"/>
-        <w:rPr>
-          <w:rFonts w:hint="eastAsia"/>
-        </w:rPr>
-      </w:pPr>
-      <w:bookmarkStart w:id="38" w:name="_Toc241923613"/>
+      </w:pPr>
+      <w:bookmarkStart w:id="39" w:name="_Toc241923613"/>
       <w:r>
         <w:rPr>
           <w:rFonts w:hint="eastAsia"/>
@@ -15684,15 +16295,12 @@
         </w:rPr>
         <w:t>权威汇总与行业报道</w:t>
       </w:r>
-      <w:bookmarkEnd w:id="38"/>
+      <w:bookmarkEnd w:id="39"/>
     </w:p>
     <w:p>
       <w:pPr>
         <w:pStyle w:val="a"/>
         <w:ind w:left="420" w:hanging="420"/>
-        <w:rPr>
-          <w:rFonts w:hint="eastAsia"/>
-        </w:rPr>
       </w:pPr>
       <w:r>
         <w:rPr>
@@ -15741,9 +16349,6 @@
       <w:pPr>
         <w:pStyle w:val="a"/>
         <w:ind w:left="420" w:hanging="420"/>
-        <w:rPr>
-          <w:rFonts w:hint="eastAsia"/>
-        </w:rPr>
       </w:pPr>
       <w:r>
         <w:rPr>
@@ -15785,16 +16390,37 @@
         <w:rPr>
           <w:rFonts w:hint="eastAsia"/>
         </w:rPr>
-        <w:t>2026-03-19 - https://labs.cloudsecurityalliance.org/research/csa-research-note-darksword-ios-fullchain-zeroday-multiactor/</w:t>
+        <w:t>2</w:t>
+      </w:r>
+      <w:r>
+        <w:rPr>
+          <w:rFonts w:hint="eastAsia"/>
+        </w:rPr>
+        <w:t>t.me/one00190</w:t>
+      </w:r>
+      <w:r>
+        <w:rPr>
+          <w:rFonts w:hint="eastAsia"/>
+        </w:rPr>
+        <w:t>26-</w:t>
+      </w:r>
+      <w:r>
+        <w:rPr>
+          <w:rFonts w:hint="eastAsia"/>
+        </w:rPr>
+        <w:t>t.me/one00190</w:t>
+      </w:r>
+      <w:r>
+        <w:rPr>
+          <w:rFonts w:hint="eastAsia"/>
+        </w:rPr>
+        <w:t>3-19 - https://labs.cloudsecurityalliance.org/research/csa-research-note-darksword-ios-fullchain-zeroday-multiactor/</w:t>
       </w:r>
     </w:p>
     <w:p>
       <w:pPr>
         <w:pStyle w:val="a"/>
         <w:ind w:left="420" w:hanging="420"/>
-        <w:rPr>
-          <w:rFonts w:hint="eastAsia"/>
-        </w:rPr>
       </w:pPr>
       <w:r>
         <w:rPr>
@@ -15824,16 +16450,61 @@
         <w:rPr>
           <w:rFonts w:hint="eastAsia"/>
         </w:rPr>
-        <w:t>2026-03-19 - https://www.helpnetsecurity.com/2026/03/19/darksword-ios-exploit-iphone/</w:t>
+        <w:t>2</w:t>
+      </w:r>
+      <w:r>
+        <w:rPr>
+          <w:rFonts w:hint="eastAsia"/>
+        </w:rPr>
+        <w:t>t.me/one00190</w:t>
+      </w:r>
+      <w:r>
+        <w:rPr>
+          <w:rFonts w:hint="eastAsia"/>
+        </w:rPr>
+        <w:t>26-</w:t>
+      </w:r>
+      <w:r>
+        <w:rPr>
+          <w:rFonts w:hint="eastAsia"/>
+        </w:rPr>
+        <w:t>t.me/one00190</w:t>
+      </w:r>
+      <w:r>
+        <w:rPr>
+          <w:rFonts w:hint="eastAsia"/>
+        </w:rPr>
+        <w:t>3-19 - https://www.helpnetsecurity.com/2</w:t>
+      </w:r>
+      <w:r>
+        <w:rPr>
+          <w:rFonts w:hint="eastAsia"/>
+        </w:rPr>
+        <w:t>t.me/one00190</w:t>
+      </w:r>
+      <w:r>
+        <w:rPr>
+          <w:rFonts w:hint="eastAsia"/>
+        </w:rPr>
+        <w:t>26/</w:t>
+      </w:r>
+      <w:r>
+        <w:rPr>
+          <w:rFonts w:hint="eastAsia"/>
+        </w:rPr>
+        <w:t>t.me/one00190</w:t>
+      </w:r>
+      <w:r>
+        <w:rPr>
+          <w:rFonts w:hint="eastAsia"/>
+        </w:rPr>
+        <w:t>3/19/darksword-ios-exploit-iphone/</w:t>
       </w:r>
     </w:p>
     <w:p>
       <w:pPr>
         <w:pStyle w:val="a"/>
         <w:ind w:left="420" w:hanging="420"/>
-        <w:rPr>
-          <w:rFonts w:hint="eastAsia"/>
-        </w:rPr>
       </w:pPr>
       <w:r>
         <w:rPr>
@@ -15863,16 +16534,61 @@
         <w:rPr>
           <w:rFonts w:hint="eastAsia"/>
         </w:rPr>
-        <w:t>2026-03-12 - https://www.malwarebytes.com/blog/news/2026/03/apple-patches-coruna-exploit-kit-flaws-for-older-ios-versions</w:t>
+        <w:t>2</w:t>
+      </w:r>
+      <w:r>
+        <w:rPr>
+          <w:rFonts w:hint="eastAsia"/>
+        </w:rPr>
+        <w:t>t.me/one00190</w:t>
+      </w:r>
+      <w:r>
+        <w:rPr>
+          <w:rFonts w:hint="eastAsia"/>
+        </w:rPr>
+        <w:t>26-</w:t>
+      </w:r>
+      <w:r>
+        <w:rPr>
+          <w:rFonts w:hint="eastAsia"/>
+        </w:rPr>
+        <w:t>t.me/one00190</w:t>
+      </w:r>
+      <w:r>
+        <w:rPr>
+          <w:rFonts w:hint="eastAsia"/>
+        </w:rPr>
+        <w:t>3-12 - https://www.malwarebytes.com/blog/news/2</w:t>
+      </w:r>
+      <w:r>
+        <w:rPr>
+          <w:rFonts w:hint="eastAsia"/>
+        </w:rPr>
+        <w:t>t.me/one00190</w:t>
+      </w:r>
+      <w:r>
+        <w:rPr>
+          <w:rFonts w:hint="eastAsia"/>
+        </w:rPr>
+        <w:t>26/</w:t>
+      </w:r>
+      <w:r>
+        <w:rPr>
+          <w:rFonts w:hint="eastAsia"/>
+        </w:rPr>
+        <w:t>t.me/one00190</w:t>
+      </w:r>
+      <w:r>
+        <w:rPr>
+          <w:rFonts w:hint="eastAsia"/>
+        </w:rPr>
+        <w:t>3/apple-patches-coruna-exploit-kit-flaws-for-older-ios-versions</w:t>
       </w:r>
     </w:p>
     <w:p>
       <w:pPr>
         <w:pStyle w:val="a"/>
         <w:ind w:left="420" w:hanging="420"/>
-        <w:rPr>
-          <w:rFonts w:hint="eastAsia"/>
-        </w:rPr>
       </w:pPr>
       <w:r>
         <w:rPr>
@@ -15902,16 +16618,61 @@
         <w:rPr>
           <w:rFonts w:hint="eastAsia"/>
         </w:rPr>
-        <w:t>2026-03-19 - https://www.malwarebytes.com/blog/mobile/2026/03/a-darksword-hangs-over-unpatched-iphones</w:t>
+        <w:t>2</w:t>
+      </w:r>
+      <w:r>
+        <w:rPr>
+          <w:rFonts w:hint="eastAsia"/>
+        </w:rPr>
+        <w:t>t.me/one00190</w:t>
+      </w:r>
+      <w:r>
+        <w:rPr>
+          <w:rFonts w:hint="eastAsia"/>
+        </w:rPr>
+        <w:t>26-</w:t>
+      </w:r>
+      <w:r>
+        <w:rPr>
+          <w:rFonts w:hint="eastAsia"/>
+        </w:rPr>
+        <w:t>t.me/one00190</w:t>
+      </w:r>
+      <w:r>
+        <w:rPr>
+          <w:rFonts w:hint="eastAsia"/>
+        </w:rPr>
+        <w:t>3-19 - https://www.malwarebytes.com/blog/mobile/2</w:t>
+      </w:r>
+      <w:r>
+        <w:rPr>
+          <w:rFonts w:hint="eastAsia"/>
+        </w:rPr>
+        <w:t>t.me/one00190</w:t>
+      </w:r>
+      <w:r>
+        <w:rPr>
+          <w:rFonts w:hint="eastAsia"/>
+        </w:rPr>
+        <w:t>26/</w:t>
+      </w:r>
+      <w:r>
+        <w:rPr>
+          <w:rFonts w:hint="eastAsia"/>
+        </w:rPr>
+        <w:t>t.me/one00190</w:t>
+      </w:r>
+      <w:r>
+        <w:rPr>
+          <w:rFonts w:hint="eastAsia"/>
+        </w:rPr>
+        <w:t>3/a-darksword-hangs-over-unpatched-iphones</w:t>
       </w:r>
     </w:p>
     <w:p>
       <w:pPr>
         <w:pStyle w:val="a"/>
         <w:ind w:left="420" w:hanging="420"/>
-        <w:rPr>
-          <w:rFonts w:hint="eastAsia"/>
-        </w:rPr>
       </w:pPr>
       <w:r>
         <w:rPr>
@@ -15941,16 +16702,49 @@
         <w:rPr>
           <w:rFonts w:hint="eastAsia"/>
         </w:rPr>
-        <w:t>2026-08-10 - https://www.darkreading.com/vulnerabilities-threats/coruna-darksword-ios-exploits-proliferate-globally</w:t>
+        <w:t>2</w:t>
+      </w:r>
+      <w:r>
+        <w:rPr>
+          <w:rFonts w:hint="eastAsia"/>
+        </w:rPr>
+        <w:t>t.me/one00190</w:t>
+      </w:r>
+      <w:r>
+        <w:rPr>
+          <w:rFonts w:hint="eastAsia"/>
+        </w:rPr>
+        <w:t>26-</w:t>
+      </w:r>
+      <w:r>
+        <w:rPr>
+          <w:rFonts w:hint="eastAsia"/>
+        </w:rPr>
+        <w:t>t.me/one00190</w:t>
+      </w:r>
+      <w:r>
+        <w:rPr>
+          <w:rFonts w:hint="eastAsia"/>
+        </w:rPr>
+        <w:t>8-1</w:t>
+      </w:r>
+      <w:r>
+        <w:rPr>
+          <w:rFonts w:hint="eastAsia"/>
+        </w:rPr>
+        <w:t>t.me/one00190</w:t>
+      </w:r>
+      <w:r>
+        <w:rPr>
+          <w:rFonts w:hint="eastAsia"/>
+        </w:rPr>
+        <w:t xml:space="preserve"> - https://www.darkreading.com/vulnerabilities-threats/coruna-darksword-ios-exploits-proliferate-globally</w:t>
       </w:r>
     </w:p>
     <w:p>
       <w:pPr>
         <w:pStyle w:val="a"/>
         <w:ind w:left="420" w:hanging="420"/>
-        <w:rPr>
-          <w:rFonts w:hint="eastAsia"/>
-        </w:rPr>
       </w:pPr>
       <w:r>
         <w:rPr>
@@ -15980,16 +16774,61 @@
         <w:rPr>
           <w:rFonts w:hint="eastAsia"/>
         </w:rPr>
-        <w:t>2026-03-23 - https://www.hklaw.com/en/insights/publications/2026/03/new-ios-exploit-darksword-and-a-new-era-of-mobile-security</w:t>
+        <w:t>2</w:t>
+      </w:r>
+      <w:r>
+        <w:rPr>
+          <w:rFonts w:hint="eastAsia"/>
+        </w:rPr>
+        <w:t>t.me/one00190</w:t>
+      </w:r>
+      <w:r>
+        <w:rPr>
+          <w:rFonts w:hint="eastAsia"/>
+        </w:rPr>
+        <w:t>26-</w:t>
+      </w:r>
+      <w:r>
+        <w:rPr>
+          <w:rFonts w:hint="eastAsia"/>
+        </w:rPr>
+        <w:t>t.me/one00190</w:t>
+      </w:r>
+      <w:r>
+        <w:rPr>
+          <w:rFonts w:hint="eastAsia"/>
+        </w:rPr>
+        <w:t>3-23 - https://www.hklaw.com/en/insights/publications/2</w:t>
+      </w:r>
+      <w:r>
+        <w:rPr>
+          <w:rFonts w:hint="eastAsia"/>
+        </w:rPr>
+        <w:t>t.me/one00190</w:t>
+      </w:r>
+      <w:r>
+        <w:rPr>
+          <w:rFonts w:hint="eastAsia"/>
+        </w:rPr>
+        <w:t>26/</w:t>
+      </w:r>
+      <w:r>
+        <w:rPr>
+          <w:rFonts w:hint="eastAsia"/>
+        </w:rPr>
+        <w:t>t.me/one00190</w:t>
+      </w:r>
+      <w:r>
+        <w:rPr>
+          <w:rFonts w:hint="eastAsia"/>
+        </w:rPr>
+        <w:t>3/new-ios-exploit-darksword-and-a-new-era-of-mobile-security</w:t>
       </w:r>
     </w:p>
     <w:p>
       <w:pPr>
         <w:pStyle w:val="a"/>
         <w:ind w:left="420" w:hanging="420"/>
-        <w:rPr>
-          <w:rFonts w:hint="eastAsia"/>
-        </w:rPr>
       </w:pPr>
       <w:r>
         <w:rPr>
@@ -16019,16 +16858,37 @@
         <w:rPr>
           <w:rFonts w:hint="eastAsia"/>
         </w:rPr>
-        <w:t>2026-04-22 - https://www.jamf.com/blog/darksword-ios-exploit-kit-three-lessons-mobile-security/</w:t>
+        <w:t>2</w:t>
+      </w:r>
+      <w:r>
+        <w:rPr>
+          <w:rFonts w:hint="eastAsia"/>
+        </w:rPr>
+        <w:t>t.me/one00190</w:t>
+      </w:r>
+      <w:r>
+        <w:rPr>
+          <w:rFonts w:hint="eastAsia"/>
+        </w:rPr>
+        <w:t>26-</w:t>
+      </w:r>
+      <w:r>
+        <w:rPr>
+          <w:rFonts w:hint="eastAsia"/>
+        </w:rPr>
+        <w:t>t.me/one00190</w:t>
+      </w:r>
+      <w:r>
+        <w:rPr>
+          <w:rFonts w:hint="eastAsia"/>
+        </w:rPr>
+        <w:t>4-22 - https://www.jamf.com/blog/darksword-ios-exploit-kit-three-lessons-mobile-security/</w:t>
       </w:r>
     </w:p>
     <w:p>
       <w:pPr>
         <w:pStyle w:val="a"/>
         <w:ind w:left="420" w:hanging="420"/>
-        <w:rPr>
-          <w:rFonts w:hint="eastAsia"/>
-        </w:rPr>
       </w:pPr>
       <w:r>
         <w:rPr>
@@ -16058,14 +16918,37 @@
         <w:rPr>
           <w:rFonts w:hint="eastAsia"/>
         </w:rPr>
-        <w:t>2026-03-26 - https://www.fortiguard.com/threat-signal-report/6389/darksword-ios-exploit-chain</w:t>
+        <w:t>2</w:t>
+      </w:r>
+      <w:r>
+        <w:rPr>
+          <w:rFonts w:hint="eastAsia"/>
+        </w:rPr>
+        <w:t>t.me/one00190</w:t>
+      </w:r>
+      <w:r>
+        <w:rPr>
+          <w:rFonts w:hint="eastAsia"/>
+        </w:rPr>
+        <w:t>26-</w:t>
+      </w:r>
+      <w:r>
+        <w:rPr>
+          <w:rFonts w:hint="eastAsia"/>
+        </w:rPr>
+        <w:t>t.me/one00190</w:t>
+      </w:r>
+      <w:r>
+        <w:rPr>
+          <w:rFonts w:hint="eastAsia"/>
+        </w:rPr>
+        <w:t>3-26 - https://www.fortiguard.com/threat-signal-report/6389/darksword-ios-exploit-chain</w:t>
       </w:r>
     </w:p>
     <w:p>
       <w:pPr>
         <w:ind w:left="280"/>
         <w:rPr>
-          <w:rFonts w:hint="eastAsia"/>
           <w:i/>
           <w:color w:val="595959"/>
         </w:rPr>
@@ -16076,7 +16959,6 @@
           <w:i/>
           <w:color w:val="595959"/>
         </w:rPr>
-        <w:lastRenderedPageBreak/>
         <w:t>说明：本报告中的</w:t>
       </w:r>
       <w:r>
@@ -16145,11 +17027,6 @@
       </w:r>
     </w:p>
     <w:p>
-      <w:pPr>
-        <w:rPr>
-          <w:rFonts w:hint="eastAsia"/>
-        </w:rPr>
-      </w:pPr>
       <w:r>
         <w:rPr>
           <w:rFonts w:hint="eastAsia"/>
@@ -16184,20 +17061,19 @@
         <w:rPr>
           <w:rFonts w:hint="eastAsia"/>
         </w:rPr>
-        <w:t>https://t.me/pjx7120</w:t>
-      </w:r>
-    </w:p>
-    <w:p>
-      <w:bookmarkStart w:id="39" w:name="_GoBack"/>
-      <w:bookmarkEnd w:id="39"/>
-    </w:p>
+        <w:t>https://t.me/pjx712</w:t>
+      </w:r>
+      <w:r>
+        <w:rPr>
+          <w:rFonts w:hint="eastAsia"/>
+        </w:rPr>
+        <w:t>t.me/one00190</w:t>
+      </w:r>
+    </w:p>
+    <w:p/>
     <w:sectPr>
-      <w:headerReference w:type="even" r:id="rId7"/>
-      <w:headerReference w:type="default" r:id="rId8"/>
-      <w:footerReference w:type="even" r:id="rId9"/>
-      <w:footerReference w:type="default" r:id="rId10"/>
-      <w:headerReference w:type="first" r:id="rId11"/>
-      <w:footerReference w:type="first" r:id="rId12"/>
+      <w:headerReference w:type="default" r:id="rId7"/>
+      <w:footerReference w:type="default" r:id="rId8"/>
       <w:pgSz w:w="11906" w:h="16838"/>
       <w:pgMar w:top="1440" w:right="1360" w:bottom="1440" w:left="1360" w:header="851" w:footer="992" w:gutter="0"/>
       <w:cols w:space="720"/>
@@ -16233,16 +17109,6 @@
 </file>
 
 <file path=word/footer1.xml><?xml version="1.0" encoding="utf-8"?>
-<w:ftr xmlns:wpc="http://schemas.microsoft.com/office/word/2010/wordprocessingCanvas" xmlns:cx="http://schemas.microsoft.com/office/drawing/2014/chartex" xmlns:mc="http://schemas.openxmlformats.org/markup-compatibility/2006" xmlns:o="urn:schemas-microsoft-com:office:office" xmlns:r="http://schemas.openxmlformats.org/officeDocument/2006/relationships" xmlns:m="http://schemas.openxmlformats.org/officeDocument/2006/math" xmlns:v="urn:schemas-microsoft-com:vml" xmlns:wp14="http://schemas.microsoft.com/office/word/2010/wordprocessingDrawing" xmlns:wp="http://schemas.openxmlformats.org/drawingml/2006/wordprocessingDrawing" xmlns:w10="urn:schemas-microsoft-com:office:word" xmlns:w="http://schemas.openxmlformats.org/wordprocessingml/2006/main" xmlns:w14="http://schemas.microsoft.com/office/word/2010/wordml" xmlns:w15="http://schemas.microsoft.com/office/word/2012/wordml" xmlns:w16se="http://schemas.microsoft.com/office/word/2015/wordml/symex" xmlns:wpg="http://schemas.microsoft.com/office/word/2010/wordprocessingGroup" xmlns:wpi="http://schemas.microsoft.com/office/word/2010/wordprocessingInk" xmlns:wne="http://schemas.microsoft.com/office/word/2006/wordml" xmlns:wps="http://schemas.microsoft.com/office/word/2010/wordprocessingShape" mc:Ignorable="w14 w15 w16se wp14">
-  <w:p>
-    <w:pPr>
-      <w:pStyle w:val="aa"/>
-    </w:pPr>
-  </w:p>
-</w:ftr>
-</file>
-
-<file path=word/footer2.xml><?xml version="1.0" encoding="utf-8"?>
 <w:ftr xmlns:wpc="http://schemas.microsoft.com/office/word/2010/wordprocessingCanvas" xmlns:cx="http://schemas.microsoft.com/office/drawing/2014/chartex" xmlns:mc="http://schemas.openxmlformats.org/markup-compatibility/2006" xmlns:o="urn:schemas-microsoft-com:office:office" xmlns:r="http://schemas.openxmlformats.org/officeDocument/2006/relationships" xmlns:m="http://schemas.openxmlformats.org/officeDocument/2006/math" xmlns:v="urn:schemas-microsoft-com:vml" xmlns:wp14="http://schemas.microsoft.com/office/word/2010/wordprocessingDrawing" xmlns:wp="http://schemas.openxmlformats.org/drawingml/2006/wordprocessingDrawing" xmlns:w10="urn:schemas-microsoft-com:office:word" xmlns:w="http://schemas.openxmlformats.org/wordprocessingml/2006/main" xmlns:w14="http://schemas.microsoft.com/office/word/2010/wordml" xmlns:w15="http://schemas.microsoft.com/office/word/2012/wordml" xmlns:w16se="http://schemas.microsoft.com/office/word/2015/wordml/symex" xmlns:wpg="http://schemas.microsoft.com/office/word/2010/wordprocessingGroup" xmlns:wpi="http://schemas.microsoft.com/office/word/2010/wordprocessingInk" xmlns:wne="http://schemas.microsoft.com/office/word/2006/wordml" xmlns:wps="http://schemas.microsoft.com/office/word/2010/wordprocessingShape" mc:Ignorable="w14 w15 w16se wp14">
   <w:p>
     <w:pPr>
@@ -16295,7 +17161,7 @@
         <w:sz w:val="16"/>
         <w:szCs w:val="16"/>
       </w:rPr>
-      <w:t>18</w:t>
+      <w:t>3</w:t>
     </w:r>
     <w:r>
       <w:rPr>
@@ -16325,16 +17191,6 @@
 </w:ftr>
 </file>
 
-<file path=word/footer3.xml><?xml version="1.0" encoding="utf-8"?>
-<w:ftr xmlns:wpc="http://schemas.microsoft.com/office/word/2010/wordprocessingCanvas" xmlns:cx="http://schemas.microsoft.com/office/drawing/2014/chartex" xmlns:mc="http://schemas.openxmlformats.org/markup-compatibility/2006" xmlns:o="urn:schemas-microsoft-com:office:office" xmlns:r="http://schemas.openxmlformats.org/officeDocument/2006/relationships" xmlns:m="http://schemas.openxmlformats.org/officeDocument/2006/math" xmlns:v="urn:schemas-microsoft-com:vml" xmlns:wp14="http://schemas.microsoft.com/office/word/2010/wordprocessingDrawing" xmlns:wp="http://schemas.openxmlformats.org/drawingml/2006/wordprocessingDrawing" xmlns:w10="urn:schemas-microsoft-com:office:word" xmlns:w="http://schemas.openxmlformats.org/wordprocessingml/2006/main" xmlns:w14="http://schemas.microsoft.com/office/word/2010/wordml" xmlns:w15="http://schemas.microsoft.com/office/word/2012/wordml" xmlns:w16se="http://schemas.microsoft.com/office/word/2015/wordml/symex" xmlns:wpg="http://schemas.microsoft.com/office/word/2010/wordprocessingGroup" xmlns:wpi="http://schemas.microsoft.com/office/word/2010/wordprocessingInk" xmlns:wne="http://schemas.microsoft.com/office/word/2006/wordml" xmlns:wps="http://schemas.microsoft.com/office/word/2010/wordprocessingShape" mc:Ignorable="w14 w15 w16se wp14">
-  <w:p>
-    <w:pPr>
-      <w:pStyle w:val="aa"/>
-    </w:pPr>
-  </w:p>
-</w:ftr>
-</file>
-
 <file path=word/footnotes.xml><?xml version="1.0" encoding="utf-8"?>
 <w:footnotes xmlns:wpc="http://schemas.microsoft.com/office/word/2010/wordprocessingCanvas" xmlns:cx="http://schemas.microsoft.com/office/drawing/2014/chartex" xmlns:mc="http://schemas.openxmlformats.org/markup-compatibility/2006" xmlns:o="urn:schemas-microsoft-com:office:office" xmlns:r="http://schemas.openxmlformats.org/officeDocument/2006/relationships" xmlns:m="http://schemas.openxmlformats.org/officeDocument/2006/math" xmlns:v="urn:schemas-microsoft-com:vml" xmlns:wp14="http://schemas.microsoft.com/office/word/2010/wordprocessingDrawing" xmlns:wp="http://schemas.openxmlformats.org/drawingml/2006/wordprocessingDrawing" xmlns:w10="urn:schemas-microsoft-com:office:word" xmlns:w="http://schemas.openxmlformats.org/wordprocessingml/2006/main" xmlns:w14="http://schemas.microsoft.com/office/word/2010/wordml" xmlns:w15="http://schemas.microsoft.com/office/word/2012/wordml" xmlns:w16se="http://schemas.microsoft.com/office/word/2015/wordml/symex" xmlns:wpg="http://schemas.microsoft.com/office/word/2010/wordprocessingGroup" xmlns:wpi="http://schemas.microsoft.com/office/word/2010/wordprocessingInk" xmlns:wne="http://schemas.microsoft.com/office/word/2006/wordml" xmlns:wps="http://schemas.microsoft.com/office/word/2010/wordprocessingShape" mc:Ignorable="w14 w15 w16se wp14">
   <w:footnote w:type="separator" w:id="-1">
@@ -16361,16 +17217,6 @@
 </file>
 
 <file path=word/header1.xml><?xml version="1.0" encoding="utf-8"?>
-<w:hdr xmlns:wpc="http://schemas.microsoft.com/office/word/2010/wordprocessingCanvas" xmlns:cx="http://schemas.microsoft.com/office/drawing/2014/chartex" xmlns:mc="http://schemas.openxmlformats.org/markup-compatibility/2006" xmlns:o="urn:schemas-microsoft-com:office:office" xmlns:r="http://schemas.openxmlformats.org/officeDocument/2006/relationships" xmlns:m="http://schemas.openxmlformats.org/officeDocument/2006/math" xmlns:v="urn:schemas-microsoft-com:vml" xmlns:wp14="http://schemas.microsoft.com/office/word/2010/wordprocessingDrawing" xmlns:wp="http://schemas.openxmlformats.org/drawingml/2006/wordprocessingDrawing" xmlns:w10="urn:schemas-microsoft-com:office:word" xmlns:w="http://schemas.openxmlformats.org/wordprocessingml/2006/main" xmlns:w14="http://schemas.microsoft.com/office/word/2010/wordml" xmlns:w15="http://schemas.microsoft.com/office/word/2012/wordml" xmlns:w16se="http://schemas.microsoft.com/office/word/2015/wordml/symex" xmlns:wpg="http://schemas.microsoft.com/office/word/2010/wordprocessingGroup" xmlns:wpi="http://schemas.microsoft.com/office/word/2010/wordprocessingInk" xmlns:wne="http://schemas.microsoft.com/office/word/2006/wordml" xmlns:wps="http://schemas.microsoft.com/office/word/2010/wordprocessingShape" mc:Ignorable="w14 w15 w16se wp14">
-  <w:p>
-    <w:pPr>
-      <w:pStyle w:val="a8"/>
-    </w:pPr>
-  </w:p>
-</w:hdr>
-</file>
-
-<file path=word/header2.xml><?xml version="1.0" encoding="utf-8"?>
 <w:hdr xmlns:wpc="http://schemas.microsoft.com/office/word/2010/wordprocessingCanvas" xmlns:cx="http://schemas.microsoft.com/office/drawing/2014/chartex" xmlns:mc="http://schemas.openxmlformats.org/markup-compatibility/2006" xmlns:o="urn:schemas-microsoft-com:office:office" xmlns:r="http://schemas.openxmlformats.org/officeDocument/2006/relationships" xmlns:m="http://schemas.openxmlformats.org/officeDocument/2006/math" xmlns:v="urn:schemas-microsoft-com:vml" xmlns:wp14="http://schemas.microsoft.com/office/word/2010/wordprocessingDrawing" xmlns:wp="http://schemas.openxmlformats.org/drawingml/2006/wordprocessingDrawing" xmlns:w10="urn:schemas-microsoft-com:office:word" xmlns:w="http://schemas.openxmlformats.org/wordprocessingml/2006/main" xmlns:w14="http://schemas.microsoft.com/office/word/2010/wordml" xmlns:w15="http://schemas.microsoft.com/office/word/2012/wordml" xmlns:w16se="http://schemas.microsoft.com/office/word/2015/wordml/symex" xmlns:wpg="http://schemas.microsoft.com/office/word/2010/wordprocessingGroup" xmlns:wpi="http://schemas.microsoft.com/office/word/2010/wordprocessingInk" xmlns:wne="http://schemas.microsoft.com/office/word/2006/wordml" xmlns:wps="http://schemas.microsoft.com/office/word/2010/wordprocessingShape" mc:Ignorable="w14 w15 w16se wp14">
   <w:p>
     <w:pPr>
@@ -16437,16 +17283,6 @@
       </w:rPr>
       <w:t>安全分析报告</w:t>
     </w:r>
-  </w:p>
-</w:hdr>
-</file>
-
-<file path=word/header3.xml><?xml version="1.0" encoding="utf-8"?>
-<w:hdr xmlns:wpc="http://schemas.microsoft.com/office/word/2010/wordprocessingCanvas" xmlns:cx="http://schemas.microsoft.com/office/drawing/2014/chartex" xmlns:mc="http://schemas.openxmlformats.org/markup-compatibility/2006" xmlns:o="urn:schemas-microsoft-com:office:office" xmlns:r="http://schemas.openxmlformats.org/officeDocument/2006/relationships" xmlns:m="http://schemas.openxmlformats.org/officeDocument/2006/math" xmlns:v="urn:schemas-microsoft-com:vml" xmlns:wp14="http://schemas.microsoft.com/office/word/2010/wordprocessingDrawing" xmlns:wp="http://schemas.openxmlformats.org/drawingml/2006/wordprocessingDrawing" xmlns:w10="urn:schemas-microsoft-com:office:word" xmlns:w="http://schemas.openxmlformats.org/wordprocessingml/2006/main" xmlns:w14="http://schemas.microsoft.com/office/word/2010/wordml" xmlns:w15="http://schemas.microsoft.com/office/word/2012/wordml" xmlns:w16se="http://schemas.microsoft.com/office/word/2015/wordml/symex" xmlns:wpg="http://schemas.microsoft.com/office/word/2010/wordprocessingGroup" xmlns:wpi="http://schemas.microsoft.com/office/word/2010/wordprocessingInk" xmlns:wne="http://schemas.microsoft.com/office/word/2006/wordml" xmlns:wps="http://schemas.microsoft.com/office/word/2010/wordprocessingShape" mc:Ignorable="w14 w15 w16se wp14">
-  <w:p>
-    <w:pPr>
-      <w:pStyle w:val="a8"/>
-    </w:pPr>
   </w:p>
 </w:hdr>
 </file>
